--- a/Диплом_толық.docx
+++ b/Диплом_толық.docx
@@ -1341,17 +1341,23 @@
       <w:tblPr>
         <w:tblStyle w:val="af8"/>
         <w:tblW w:w="0" w:type="auto"/>
+        <w:tblCellMar>
+          <w:top w:w="57" w:type="dxa"/>
+          <w:left w:w="85" w:type="dxa"/>
+          <w:bottom w:w="57" w:type="dxa"/>
+          <w:right w:w="85" w:type="dxa"/>
+        </w:tblCellMar>
         <w:tblLook w:val="04A0" w:firstRow="1" w:lastRow="0" w:firstColumn="1" w:lastColumn="0" w:noHBand="0" w:noVBand="1"/>
       </w:tblPr>
       <w:tblGrid>
-        <w:gridCol w:w="1449"/>
-        <w:gridCol w:w="2376"/>
+        <w:gridCol w:w="1450"/>
+        <w:gridCol w:w="2373"/>
         <w:gridCol w:w="2399"/>
-        <w:gridCol w:w="3687"/>
+        <w:gridCol w:w="3689"/>
       </w:tblGrid>
       <w:tr>
         <w:trPr>
-          <w:trHeight w:val="454"/>
+          <w:trHeight w:val="459"/>
         </w:trPr>
         <w:tc>
           <w:tcPr>
@@ -1464,7 +1470,7 @@
       </w:tr>
       <w:tr>
         <w:trPr>
-          <w:trHeight w:val="454"/>
+          <w:trHeight w:val="459"/>
         </w:trPr>
         <w:tc>
           <w:tcPr>
@@ -1575,7 +1581,7 @@
       </w:tr>
       <w:tr>
         <w:trPr>
-          <w:trHeight w:val="454"/>
+          <w:trHeight w:val="459"/>
         </w:trPr>
         <w:tc>
           <w:tcPr>
@@ -1686,7 +1692,7 @@
       </w:tr>
       <w:tr>
         <w:trPr>
-          <w:trHeight w:val="454"/>
+          <w:trHeight w:val="459"/>
         </w:trPr>
         <w:tc>
           <w:tcPr>
@@ -1797,7 +1803,7 @@
       </w:tr>
       <w:tr>
         <w:trPr>
-          <w:trHeight w:val="454"/>
+          <w:trHeight w:val="459"/>
         </w:trPr>
         <w:tc>
           <w:tcPr>
@@ -1908,7 +1914,7 @@
       </w:tr>
       <w:tr>
         <w:trPr>
-          <w:trHeight w:val="454"/>
+          <w:trHeight w:val="459"/>
         </w:trPr>
         <w:tc>
           <w:tcPr>
@@ -2019,7 +2025,7 @@
       </w:tr>
       <w:tr>
         <w:trPr>
-          <w:trHeight w:val="454"/>
+          <w:trHeight w:val="459"/>
         </w:trPr>
         <w:tc>
           <w:tcPr>
@@ -5149,12 +5155,12 @@
           <wp:anchor distT="0" distB="0" distL="114300" distR="114300" simplePos="0" relativeHeight="251659264" behindDoc="0" locked="0" layoutInCell="1" allowOverlap="1" wp14:anchorId="1D5D058A" wp14:editId="14AA524E">
             <wp:simplePos x="0" y="0"/>
             <wp:positionH relativeFrom="column">
-              <wp:posOffset>425638</wp:posOffset>
+              <wp:posOffset>426720</wp:posOffset>
             </wp:positionH>
             <wp:positionV relativeFrom="paragraph">
-              <wp:posOffset>0</wp:posOffset>
+              <wp:posOffset>179070</wp:posOffset>
             </wp:positionV>
-            <wp:extent cx="5563673" cy="3709115"/>
+            <wp:extent cx="5563235" cy="3531235"/>
             <wp:effectExtent l="0" t="0" r="0" b="0"/>
             <wp:wrapTopAndBottom/>
             <wp:docPr id="1255130717" name="Рисунок 3"/>
@@ -5168,7 +5174,7 @@
                     <pic:cNvPr id="1255130717" name="Рисунок 1255130717"/>
                     <pic:cNvPicPr/>
                   </pic:nvPicPr>
-                  <pic:blipFill>
+                  <pic:blipFill rotWithShape="1">
                     <a:blip r:embed="rId12" cstate="print">
                       <a:extLst>
                         <a:ext uri="{28A0092B-C50C-407E-A947-70E740481C1C}">
@@ -5176,18 +5182,25 @@
                         </a:ext>
                       </a:extLst>
                     </a:blip>
-                    <a:stretch>
-                      <a:fillRect/>
-                    </a:stretch>
+                    <a:srcRect t="4772"/>
+                    <a:stretch/>
                   </pic:blipFill>
-                  <pic:spPr>
+                  <pic:spPr bwMode="auto">
                     <a:xfrm>
                       <a:off x="0" y="0"/>
-                      <a:ext cx="5563673" cy="3709115"/>
+                      <a:ext cx="5563235" cy="3531235"/>
                     </a:xfrm>
                     <a:prstGeom prst="rect">
                       <a:avLst/>
                     </a:prstGeom>
+                    <a:ln>
+                      <a:noFill/>
+                    </a:ln>
+                    <a:extLst>
+                      <a:ext uri="{53640926-AAD7-44D8-BBD7-CCE9431645EC}">
+                        <a14:shadowObscured xmlns:a14="http://schemas.microsoft.com/office/drawing/2010/main"/>
+                      </a:ext>
+                    </a:extLst>
                   </pic:spPr>
                 </pic:pic>
               </a:graphicData>
@@ -5439,10 +5452,10 @@
           <wp:anchor distT="0" distB="0" distL="114300" distR="114300" simplePos="0" relativeHeight="251660288" behindDoc="0" locked="0" layoutInCell="1" allowOverlap="1">
             <wp:simplePos x="0" y="0"/>
             <wp:positionH relativeFrom="column">
-              <wp:posOffset>342900</wp:posOffset>
+              <wp:posOffset>323092</wp:posOffset>
             </wp:positionH>
             <wp:positionV relativeFrom="paragraph">
-              <wp:posOffset>906145</wp:posOffset>
+              <wp:posOffset>655320</wp:posOffset>
             </wp:positionV>
             <wp:extent cx="5669280" cy="3994785"/>
             <wp:effectExtent l="0" t="0" r="0" b="5715"/>
@@ -7039,23 +7052,7 @@
       </w:r>
       <w:proofErr w:type="spellEnd"/>
       <w:r>
-        <w:t xml:space="preserve">, </w:t>
-      </w:r>
-      <w:proofErr w:type="spellStart"/>
-      <w:r>
-        <w:t>syncStatus</w:t>
-      </w:r>
-      <w:proofErr w:type="spellEnd"/>
-      <w:r>
-        <w:t xml:space="preserve">, </w:t>
-      </w:r>
-      <w:proofErr w:type="spellStart"/>
-      <w:r>
-        <w:t>lastSyncedAt</w:t>
-      </w:r>
-      <w:proofErr w:type="spellEnd"/>
-      <w:r>
-        <w:t xml:space="preserve"> және </w:t>
+        <w:t xml:space="preserve">, syncStatus, lastSyncedAt және </w:t>
       </w:r>
       <w:proofErr w:type="spellStart"/>
       <w:r>
@@ -7291,15 +7288,7 @@
         <w:pStyle w:val="-"/>
       </w:pPr>
       <w:r>
-        <w:t xml:space="preserve">әр жауапты жүйе ішіндегі </w:t>
-      </w:r>
-      <w:proofErr w:type="spellStart"/>
-      <w:r>
-        <w:t>request</w:t>
-      </w:r>
-      <w:proofErr w:type="spellEnd"/>
-      <w:r>
-        <w:t xml:space="preserve"> форматына түрлендіреді;</w:t>
+        <w:t>әр жауапты жүйе ішіндегі request форматына түрлендіреді;</w:t>
       </w:r>
     </w:p>
     <w:p>
@@ -7336,31 +7325,7 @@
         <w:pStyle w:val="-"/>
       </w:pPr>
       <w:r>
-        <w:t xml:space="preserve">интеграцияның </w:t>
-      </w:r>
-      <w:proofErr w:type="spellStart"/>
-      <w:r>
-        <w:t>lastSyncedAt</w:t>
-      </w:r>
-      <w:proofErr w:type="spellEnd"/>
-      <w:r>
-        <w:t xml:space="preserve">, </w:t>
-      </w:r>
-      <w:proofErr w:type="spellStart"/>
-      <w:r>
-        <w:t>syncStatus</w:t>
-      </w:r>
-      <w:proofErr w:type="spellEnd"/>
-      <w:r>
-        <w:t xml:space="preserve"> және </w:t>
-      </w:r>
-      <w:proofErr w:type="spellStart"/>
-      <w:r>
-        <w:t>healthStatus</w:t>
-      </w:r>
-      <w:proofErr w:type="spellEnd"/>
-      <w:r>
-        <w:t xml:space="preserve"> өрістерін жаңартады.</w:t>
+        <w:t>интеграцияның lastSyncedAt, syncStatus және healthStatus өрістерін жаңартады.</w:t>
       </w:r>
     </w:p>
     <w:p>
@@ -7480,13 +7445,13 @@
           <wp:anchor distT="0" distB="0" distL="114300" distR="114300" simplePos="0" relativeHeight="251663360" behindDoc="0" locked="0" layoutInCell="1" allowOverlap="1">
             <wp:simplePos x="0" y="0"/>
             <wp:positionH relativeFrom="column">
-              <wp:posOffset>375920</wp:posOffset>
+              <wp:posOffset>373380</wp:posOffset>
             </wp:positionH>
             <wp:positionV relativeFrom="paragraph">
-              <wp:posOffset>427990</wp:posOffset>
+              <wp:posOffset>504190</wp:posOffset>
             </wp:positionV>
-            <wp:extent cx="5623560" cy="4217670"/>
-            <wp:effectExtent l="0" t="0" r="2540" b="0"/>
+            <wp:extent cx="5623560" cy="3974465"/>
+            <wp:effectExtent l="0" t="0" r="2540" b="635"/>
             <wp:wrapTopAndBottom/>
             <wp:docPr id="874877582" name="Рисунок 8"/>
             <wp:cNvGraphicFramePr>
@@ -7499,7 +7464,7 @@
                     <pic:cNvPr id="874877582" name="Рисунок 874877582"/>
                     <pic:cNvPicPr/>
                   </pic:nvPicPr>
-                  <pic:blipFill>
+                  <pic:blipFill rotWithShape="1">
                     <a:blip r:embed="rId15" cstate="print">
                       <a:extLst>
                         <a:ext uri="{28A0092B-C50C-407E-A947-70E740481C1C}">
@@ -7507,18 +7472,25 @@
                         </a:ext>
                       </a:extLst>
                     </a:blip>
-                    <a:stretch>
-                      <a:fillRect/>
-                    </a:stretch>
+                    <a:srcRect t="5766"/>
+                    <a:stretch/>
                   </pic:blipFill>
-                  <pic:spPr>
+                  <pic:spPr bwMode="auto">
                     <a:xfrm>
                       <a:off x="0" y="0"/>
-                      <a:ext cx="5623560" cy="4217670"/>
+                      <a:ext cx="5623560" cy="3974465"/>
                     </a:xfrm>
                     <a:prstGeom prst="rect">
                       <a:avLst/>
                     </a:prstGeom>
+                    <a:ln>
+                      <a:noFill/>
+                    </a:ln>
+                    <a:extLst>
+                      <a:ext uri="{53640926-AAD7-44D8-BBD7-CCE9431645EC}">
+                        <a14:shadowObscured xmlns:a14="http://schemas.microsoft.com/office/drawing/2010/main"/>
+                      </a:ext>
+                    </a:extLst>
                   </pic:spPr>
                 </pic:pic>
               </a:graphicData>
@@ -8200,13 +8172,13 @@
           <wp:anchor distT="0" distB="0" distL="114300" distR="114300" simplePos="0" relativeHeight="251664384" behindDoc="0" locked="0" layoutInCell="1" allowOverlap="1">
             <wp:simplePos x="0" y="0"/>
             <wp:positionH relativeFrom="column">
-              <wp:posOffset>42804</wp:posOffset>
+              <wp:posOffset>45085</wp:posOffset>
             </wp:positionH>
             <wp:positionV relativeFrom="paragraph">
-              <wp:posOffset>578161</wp:posOffset>
+              <wp:posOffset>539309</wp:posOffset>
             </wp:positionV>
-            <wp:extent cx="6299835" cy="3542030"/>
-            <wp:effectExtent l="0" t="0" r="0" b="1270"/>
+            <wp:extent cx="6299835" cy="3115945"/>
+            <wp:effectExtent l="0" t="0" r="0" b="0"/>
             <wp:wrapTopAndBottom/>
             <wp:docPr id="1919130268" name="Рисунок 9"/>
             <wp:cNvGraphicFramePr>
@@ -8219,7 +8191,7 @@
                     <pic:cNvPr id="1919130268" name="Рисунок 1919130268"/>
                     <pic:cNvPicPr/>
                   </pic:nvPicPr>
-                  <pic:blipFill>
+                  <pic:blipFill rotWithShape="1">
                     <a:blip r:embed="rId16" cstate="print">
                       <a:extLst>
                         <a:ext uri="{28A0092B-C50C-407E-A947-70E740481C1C}">
@@ -8227,18 +8199,25 @@
                         </a:ext>
                       </a:extLst>
                     </a:blip>
-                    <a:stretch>
-                      <a:fillRect/>
-                    </a:stretch>
+                    <a:srcRect t="12018"/>
+                    <a:stretch/>
                   </pic:blipFill>
-                  <pic:spPr>
+                  <pic:spPr bwMode="auto">
                     <a:xfrm>
                       <a:off x="0" y="0"/>
-                      <a:ext cx="6299835" cy="3542030"/>
+                      <a:ext cx="6299835" cy="3115945"/>
                     </a:xfrm>
                     <a:prstGeom prst="rect">
                       <a:avLst/>
                     </a:prstGeom>
+                    <a:ln>
+                      <a:noFill/>
+                    </a:ln>
+                    <a:extLst>
+                      <a:ext uri="{53640926-AAD7-44D8-BBD7-CCE9431645EC}">
+                        <a14:shadowObscured xmlns:a14="http://schemas.microsoft.com/office/drawing/2010/main"/>
+                      </a:ext>
+                    </a:extLst>
                   </pic:spPr>
                 </pic:pic>
               </a:graphicData>
@@ -8460,34 +8439,31 @@
         <w:pStyle w:val="af6"/>
       </w:pPr>
       <w:r>
-        <w:t xml:space="preserve">Сценарийге бағытталған тәсіл жүйені әртүрлі ұйымдық процестерге бейімдеуге мүмкіндік береді. Бір ұйым оны қабылдау комиссиясы үшін қолданса, екіншісі HR процесі үшін, үшіншісі клиент өтінімдері үшін пайдалана алады. </w:t>
-      </w:r>
+        <w:t xml:space="preserve">Сценарийге бағытталған тәсіл жүйені әртүрлі ұйымдық процестерге бейімдеуге мүмкіндік береді. Бір ұйым оны қабылдау комиссиясы үшін қолданса, екіншісі HR процесі үшін, үшіншісі клиент өтінімдері үшін пайдалана алады. Осылайша FormBridge тек бір ғана Google </w:t>
+      </w:r>
+      <w:proofErr w:type="spellStart"/>
+      <w:r>
+        <w:t>Form</w:t>
+      </w:r>
+      <w:proofErr w:type="spellEnd"/>
+      <w:r>
+        <w:t xml:space="preserve"> </w:t>
+      </w:r>
+      <w:proofErr w:type="spellStart"/>
+      <w:r>
+        <w:t>viewer</w:t>
+      </w:r>
+      <w:proofErr w:type="spellEnd"/>
+      <w:r>
+        <w:t xml:space="preserve"> емес, бірнеше жұмыс сценарийін қолдайтын CRM жүйе ретінде жұмыс істейді.</w:t>
+      </w:r>
+    </w:p>
+    <w:p>
+      <w:pPr>
+        <w:pStyle w:val="af6"/>
+      </w:pPr>
       <w:r>
         <w:lastRenderedPageBreak/>
-        <w:t xml:space="preserve">Осылайша FormBridge тек бір ғана Google </w:t>
-      </w:r>
-      <w:proofErr w:type="spellStart"/>
-      <w:r>
-        <w:t>Form</w:t>
-      </w:r>
-      <w:proofErr w:type="spellEnd"/>
-      <w:r>
-        <w:t xml:space="preserve"> </w:t>
-      </w:r>
-      <w:proofErr w:type="spellStart"/>
-      <w:r>
-        <w:t>viewer</w:t>
-      </w:r>
-      <w:proofErr w:type="spellEnd"/>
-      <w:r>
-        <w:t xml:space="preserve"> емес, бірнеше жұмыс сценарийін қолдайтын CRM жүйе ретінде жұмыс істейді.</w:t>
-      </w:r>
-    </w:p>
-    <w:p>
-      <w:pPr>
-        <w:pStyle w:val="af6"/>
-      </w:pPr>
-      <w:r>
         <w:t xml:space="preserve">Сценарий таңдалған кезде workspace интерфейсінде тиісті статус тізімі, ұсынылатын әрекеттер және AI-көмекші контексті өзгереді. AI-көмекші де сценарийге байланысты жауап береді. Мысалы, </w:t>
       </w:r>
       <w:proofErr w:type="spellStart"/>
@@ -8952,13 +8928,13 @@
           <wp:anchor distT="0" distB="0" distL="114300" distR="114300" simplePos="0" relativeHeight="251665408" behindDoc="0" locked="0" layoutInCell="1" allowOverlap="1">
             <wp:simplePos x="0" y="0"/>
             <wp:positionH relativeFrom="column">
-              <wp:posOffset>-68580</wp:posOffset>
+              <wp:posOffset>-67310</wp:posOffset>
             </wp:positionH>
             <wp:positionV relativeFrom="paragraph">
-              <wp:posOffset>381466</wp:posOffset>
+              <wp:posOffset>268201</wp:posOffset>
             </wp:positionV>
-            <wp:extent cx="6299835" cy="3542030"/>
-            <wp:effectExtent l="0" t="0" r="0" b="1270"/>
+            <wp:extent cx="6299835" cy="3317875"/>
+            <wp:effectExtent l="0" t="0" r="0" b="0"/>
             <wp:wrapTopAndBottom/>
             <wp:docPr id="1537152679" name="Рисунок 10"/>
             <wp:cNvGraphicFramePr>
@@ -8971,7 +8947,7 @@
                     <pic:cNvPr id="1537152679" name="Рисунок 1537152679"/>
                     <pic:cNvPicPr/>
                   </pic:nvPicPr>
-                  <pic:blipFill>
+                  <pic:blipFill rotWithShape="1">
                     <a:blip r:embed="rId17" cstate="print">
                       <a:extLst>
                         <a:ext uri="{28A0092B-C50C-407E-A947-70E740481C1C}">
@@ -8979,18 +8955,25 @@
                         </a:ext>
                       </a:extLst>
                     </a:blip>
-                    <a:stretch>
-                      <a:fillRect/>
-                    </a:stretch>
+                    <a:srcRect t="6327"/>
+                    <a:stretch/>
                   </pic:blipFill>
-                  <pic:spPr>
+                  <pic:spPr bwMode="auto">
                     <a:xfrm>
                       <a:off x="0" y="0"/>
-                      <a:ext cx="6299835" cy="3542030"/>
+                      <a:ext cx="6299835" cy="3317875"/>
                     </a:xfrm>
                     <a:prstGeom prst="rect">
                       <a:avLst/>
                     </a:prstGeom>
+                    <a:ln>
+                      <a:noFill/>
+                    </a:ln>
+                    <a:extLst>
+                      <a:ext uri="{53640926-AAD7-44D8-BBD7-CCE9431645EC}">
+                        <a14:shadowObscured xmlns:a14="http://schemas.microsoft.com/office/drawing/2010/main"/>
+                      </a:ext>
+                    </a:extLst>
                   </pic:spPr>
                 </pic:pic>
               </a:graphicData>
@@ -9076,6 +9059,7 @@
         <w:pStyle w:val="af6"/>
       </w:pPr>
       <w:r>
+        <w:lastRenderedPageBreak/>
         <w:t>FormBridge жүйесінде хабарлама және AI модульдері қосымша функционал ретінде қарастырылған. Бұл модульдер пайдаланушыға форма жауаптарымен тиімді жұмыс істеуге көмектеседі.</w:t>
       </w:r>
     </w:p>
@@ -9880,88 +9864,6 @@
       <w:pPr>
         <w:pStyle w:val="af6"/>
       </w:pPr>
-      <w:r>
-        <w:t>Express қосымшасы app.js файлында инициализацияланады. CORS саясаты тек рұқсат етілген домендерден сұрауларды қабылдайды. Барлық маршруттар модульдерге бөлініп, `/api/` префиксімен тіркеледі.</w:t>
-      </w:r>
-    </w:p>
-    <w:p>
-      <w:pPr>
-        <w:pStyle w:val="af4"/>
-      </w:pPr>
-      <w:r>
-        <w:t>Листинг 4.1 – backend/src/app.js — Express қосымшасын баптау</w:t>
-      </w:r>
-    </w:p>
-    <w:p>
-      <w:pPr>
-        <w:spacing w:before="60" w:after="60"/>
-        <w:ind w:left="200"/>
-        <w:shd w:val="clear" w:color="auto" w:fill="F0F0F0"/>
-      </w:pPr>
-      <w:r>
-        <w:rPr>
-          <w:rFonts w:ascii="Courier New" w:hAnsi="Courier New"/>
-          <w:sz w:val="16"/>
-        </w:rPr>
-        <w:t>import express from "express";</w:t>
-        <w:br/>
-        <w:t>import cors from "cors";</w:t>
-        <w:br/>
-        <w:t>import { env } from "./config/env.js";</w:t>
-        <w:br/>
-        <w:t>import { authRoutes } from "./routes/authRoutes.js";</w:t>
-        <w:br/>
-        <w:t>import { googleFormsRoutes } from "./routes/googleFormsRoutes.js";</w:t>
-        <w:br/>
-        <w:t>import { aiRoutes } from "./routes/aiRoutes.js";</w:t>
-        <w:br/>
-        <w:br/>
-        <w:t>export const app = express();</w:t>
-        <w:br/>
-        <w:br/>
-        <w:t>app.use(cors({</w:t>
-        <w:br/>
-        <w:t xml:space="preserve">  origin(origin, callback) {</w:t>
-        <w:br/>
-        <w:t xml:space="preserve">    if (!origin || env.corsOrigins.includes(origin)) {</w:t>
-        <w:br/>
-        <w:t xml:space="preserve">      callback(null, true);</w:t>
-        <w:br/>
-        <w:t xml:space="preserve">      return;</w:t>
-        <w:br/>
-        <w:t xml:space="preserve">    }</w:t>
-        <w:br/>
-        <w:t xml:space="preserve">    callback(new Error(`CORS blocked: ${origin}`));</w:t>
-        <w:br/>
-        <w:t xml:space="preserve">  }</w:t>
-        <w:br/>
-        <w:t>}));</w:t>
-        <w:br/>
-        <w:t>app.use(express.json({ limit: "1mb" }));</w:t>
-        <w:br/>
-        <w:br/>
-        <w:t>app.get("/health", (_req, res) =&gt; res.json({ ok: true }));</w:t>
-        <w:br/>
-        <w:br/>
-        <w:t>app.use("/api/auth",  authRoutes);</w:t>
-        <w:br/>
-        <w:t>app.use("/api/forms", googleFormsRoutes);</w:t>
-        <w:br/>
-        <w:t>app.use("/api/ai",    aiRoutes);</w:t>
-      </w:r>
-    </w:p>
-    <w:p>
-      <w:pPr>
-        <w:pStyle w:val="af6"/>
-      </w:pPr>
-      <w:r>
-        <w:t>Сервер `/health` эндпоинтін ұсынады — бұл хостинг платформасының жүйе тіршілігін тексеруге мүмкіндік береді (health check).</w:t>
-      </w:r>
-    </w:p>
-    <w:p>
-      <w:pPr>
-        <w:pStyle w:val="af6"/>
-      </w:pPr>
     </w:p>
     <w:p>
       <w:pPr>
@@ -9976,81 +9878,6 @@
         <w:pStyle w:val="af6"/>
       </w:pPr>
       <w:r>
-        <w:t>JWT аутентификация `requireAuth` middleware арқылы іске асырылды. Middleware `Authorization: Bearer &lt;token&gt;` тақырыбын тексереді және токенді тексеріп, `req.userId` мәнін орнатады.</w:t>
-      </w:r>
-    </w:p>
-    <w:p>
-      <w:pPr>
-        <w:pStyle w:val="af4"/>
-      </w:pPr>
-      <w:r>
-        <w:t>Листинг 4.2 – backend/src/middleware/auth.js — JWT тексеру middleware</w:t>
-      </w:r>
-    </w:p>
-    <w:p>
-      <w:pPr>
-        <w:spacing w:before="60" w:after="60"/>
-        <w:ind w:left="200"/>
-        <w:shd w:val="clear" w:color="auto" w:fill="F0F0F0"/>
-      </w:pPr>
-      <w:r>
-        <w:rPr>
-          <w:rFonts w:ascii="Courier New" w:hAnsi="Courier New"/>
-          <w:sz w:val="16"/>
-        </w:rPr>
-        <w:t>import jwt from "jsonwebtoken";</w:t>
-        <w:br/>
-        <w:t>import { env } from "../config/env.js";</w:t>
-        <w:br/>
-        <w:br/>
-        <w:t>export function requireAuth(req, res, next) {</w:t>
-        <w:br/>
-        <w:t xml:space="preserve">  const header = req.headers.authorization || "";</w:t>
-        <w:br/>
-        <w:t xml:space="preserve">  const token = header.startsWith("Bearer ")</w:t>
-        <w:br/>
-        <w:t xml:space="preserve">    ? header.slice(7)</w:t>
-        <w:br/>
-        <w:t xml:space="preserve">    : null;</w:t>
-        <w:br/>
-        <w:br/>
-        <w:t xml:space="preserve">  if (!token) {</w:t>
-        <w:br/>
-        <w:t xml:space="preserve">    return res.status(401).json({ error: "Unauthorized" });</w:t>
-        <w:br/>
-        <w:t xml:space="preserve">  }</w:t>
-        <w:br/>
-        <w:br/>
-        <w:t xml:space="preserve">  try {</w:t>
-        <w:br/>
-        <w:t xml:space="preserve">    const payload = jwt.verify(token, env.jwtSecret);</w:t>
-        <w:br/>
-        <w:t xml:space="preserve">    req.userId = payload.userId;</w:t>
-        <w:br/>
-        <w:t xml:space="preserve">    next();</w:t>
-        <w:br/>
-        <w:t xml:space="preserve">  } catch {</w:t>
-        <w:br/>
-        <w:t xml:space="preserve">    return res.status(401).json({ error: "Invalid token" });</w:t>
-        <w:br/>
-        <w:t xml:space="preserve">  }</w:t>
-        <w:br/>
-        <w:t>}</w:t>
-      </w:r>
-    </w:p>
-    <w:p>
-      <w:pPr>
-        <w:pStyle w:val="af6"/>
-      </w:pPr>
-      <w:r>
-        <w:t>Барлық қорғалған маршруттарда `requireAuth` міндетті түрде қолданылады. Токен жарамсыз немесе жоқ болса, 401 қате қайтарылады.</w:t>
-      </w:r>
-    </w:p>
-    <w:p>
-      <w:pPr>
-        <w:pStyle w:val="af6"/>
-      </w:pPr>
-      <w:r>
         <w:t>- Тіркелу және кіру функциялары password hash арқылы қауіпсіз</w:t>
       </w:r>
     </w:p>
@@ -10125,86 +9952,6 @@
         <w:pStyle w:val="af6"/>
       </w:pPr>
       <w:r>
-        <w:t>Google Forms API қайтаратын жауаптар `normalizeResponse` функциясы арқылы жүйенің ішкі форматына айналдырылады. Әр жауаптың бірегей идентификаторы `formId:responseId` форматында құрылады.</w:t>
-      </w:r>
-    </w:p>
-    <w:p>
-      <w:pPr>
-        <w:pStyle w:val="af4"/>
-      </w:pPr>
-      <w:r>
-        <w:t>Листинг 4.4 – googleFormsSyncService.js — жауаптарды нормализациялау</w:t>
-      </w:r>
-    </w:p>
-    <w:p>
-      <w:pPr>
-        <w:spacing w:before="60" w:after="60"/>
-        <w:ind w:left="200"/>
-        <w:shd w:val="clear" w:color="auto" w:fill="F0F0F0"/>
-      </w:pPr>
-      <w:r>
-        <w:rPr>
-          <w:rFonts w:ascii="Courier New" w:hAnsi="Courier New"/>
-          <w:sz w:val="16"/>
-        </w:rPr>
-        <w:t>function normalizeResponse(response, form, questionMap) {</w:t>
-        <w:br/>
-        <w:t xml:space="preserve">  const googleResponseId = response.responseId;</w:t>
-        <w:br/>
-        <w:t xml:space="preserve">  const responseId = `${form.formId}:${googleResponseId}`;</w:t>
-        <w:br/>
-        <w:br/>
-        <w:t xml:space="preserve">  const answers = Object.entries(response.answers || {})</w:t>
-        <w:br/>
-        <w:t xml:space="preserve">    .map(([questionId, answer]) =&gt; ({</w:t>
-        <w:br/>
-        <w:t xml:space="preserve">      question: questionMap.get(questionId) || questionId,</w:t>
-        <w:br/>
-        <w:t xml:space="preserve">      answer: answerText(answer),</w:t>
-        <w:br/>
-        <w:t xml:space="preserve">      questionId</w:t>
-        <w:br/>
-        <w:t xml:space="preserve">    }));</w:t>
-        <w:br/>
-        <w:br/>
-        <w:t xml:space="preserve">  return {</w:t>
-        <w:br/>
-        <w:t xml:space="preserve">    source: "google_forms_api",</w:t>
-        <w:br/>
-        <w:t xml:space="preserve">    formId: form.formId,</w:t>
-        <w:br/>
-        <w:t xml:space="preserve">    responseId,</w:t>
-        <w:br/>
-        <w:t xml:space="preserve">    respondentEmail: response.respondentEmail || null,</w:t>
-        <w:br/>
-        <w:t xml:space="preserve">    submittedAt: response.lastSubmittedTime</w:t>
-        <w:br/>
-        <w:t xml:space="preserve">      ? new Date(response.lastSubmittedTime)</w:t>
-        <w:br/>
-        <w:t xml:space="preserve">      : null,</w:t>
-        <w:br/>
-        <w:t xml:space="preserve">    answers,</w:t>
-        <w:br/>
-        <w:t xml:space="preserve">    status: "new"</w:t>
-        <w:br/>
-        <w:t xml:space="preserve">  };</w:t>
-        <w:br/>
-        <w:t>}</w:t>
-      </w:r>
-    </w:p>
-    <w:p>
-      <w:pPr>
-        <w:pStyle w:val="af6"/>
-      </w:pPr>
-      <w:r>
-        <w:t>`questionMap` арқылы сұрақтардың `questionId` кодтары адам оқи алатын мәтінге (`item.title`) ауыстырылады. Бұл деректер қорында сақталған жауаптарды пайдаланушыға түсінікті түрде көрсетуге мүмкіндік береді.</w:t>
-      </w:r>
-    </w:p>
-    <w:p>
-      <w:pPr>
-        <w:pStyle w:val="af6"/>
-      </w:pPr>
-      <w:r>
         <w:t>- Жауаптар googleFormsSyncService.js арқылы синхрондалады</w:t>
       </w:r>
     </w:p>
@@ -10235,107 +9982,6 @@
       </w:pPr>
       <w:r>
         <w:t>4.1.5 Polling жоспарлаушысы</w:t>
-      </w:r>
-    </w:p>
-    <w:p>
-      <w:pPr>
-        <w:pStyle w:val="af6"/>
-      </w:pPr>
-      <w:r>
-        <w:t>Polling жоспарлаушысы `setInterval` механизмі арқылы әр 30 секунд сайын іске қосылады. `tickRunning` жалауы бір уақытта бірнеше синхрондаудың орындалуын болдырмайды.</w:t>
-      </w:r>
-    </w:p>
-    <w:p>
-      <w:pPr>
-        <w:pStyle w:val="af4"/>
-      </w:pPr>
-      <w:r>
-        <w:t>Листинг 4.3 – googleFormsPollingScheduler.js — автоматты синхрондау</w:t>
-      </w:r>
-    </w:p>
-    <w:p>
-      <w:pPr>
-        <w:spacing w:before="60" w:after="60"/>
-        <w:ind w:left="200"/>
-        <w:shd w:val="clear" w:color="auto" w:fill="F0F0F0"/>
-      </w:pPr>
-      <w:r>
-        <w:rPr>
-          <w:rFonts w:ascii="Courier New" w:hAnsi="Courier New"/>
-          <w:sz w:val="16"/>
-        </w:rPr>
-        <w:t>import { FormIntegration } from "../models/formIntegration.js";</w:t>
-        <w:br/>
-        <w:t>import { syncFormIntegration } from "./googleFormsSyncService.js";</w:t>
-        <w:br/>
-        <w:br/>
-        <w:t>let schedulerStarted = false;</w:t>
-        <w:br/>
-        <w:t>let tickRunning = false;</w:t>
-        <w:br/>
-        <w:t>const POLL_INTERVAL_MS = 30_000;</w:t>
-        <w:br/>
-        <w:br/>
-        <w:t>async function runPollingTick() {</w:t>
-        <w:br/>
-        <w:t xml:space="preserve">  if (tickRunning) return;</w:t>
-        <w:br/>
-        <w:t xml:space="preserve">  tickRunning = true;</w:t>
-        <w:br/>
-        <w:t xml:space="preserve">  try {</w:t>
-        <w:br/>
-        <w:t xml:space="preserve">    const integrations = await FormIntegration.findAll({</w:t>
-        <w:br/>
-        <w:t xml:space="preserve">      where: { syncEnabled: true, setupMode: "forms_api_polling" },</w:t>
-        <w:br/>
-        <w:t xml:space="preserve">      order: [["updatedAt", "ASC"]],</w:t>
-        <w:br/>
-        <w:t xml:space="preserve">      limit: 50</w:t>
-        <w:br/>
-        <w:t xml:space="preserve">    });</w:t>
-        <w:br/>
-        <w:t xml:space="preserve">    for (const integration of integrations) {</w:t>
-        <w:br/>
-        <w:t xml:space="preserve">      if (integration.syncStatus === "syncing") continue;</w:t>
-        <w:br/>
-        <w:t xml:space="preserve">      try {</w:t>
-        <w:br/>
-        <w:t xml:space="preserve">        await syncFormIntegration(integration.id);</w:t>
-        <w:br/>
-        <w:t xml:space="preserve">      } catch (err) {</w:t>
-        <w:br/>
-        <w:t xml:space="preserve">        console.warn(`Sync failed: ${integration.formId}`, err.message);</w:t>
-        <w:br/>
-        <w:t xml:space="preserve">      }</w:t>
-        <w:br/>
-        <w:t xml:space="preserve">    }</w:t>
-        <w:br/>
-        <w:t xml:space="preserve">  } finally {</w:t>
-        <w:br/>
-        <w:t xml:space="preserve">    tickRunning = false;</w:t>
-        <w:br/>
-        <w:t xml:space="preserve">  }</w:t>
-        <w:br/>
-        <w:t>}</w:t>
-        <w:br/>
-        <w:br/>
-        <w:t>export function startGoogleFormsPollingScheduler() {</w:t>
-        <w:br/>
-        <w:t xml:space="preserve">  if (schedulerStarted) return;</w:t>
-        <w:br/>
-        <w:t xml:space="preserve">  schedulerStarted = true;</w:t>
-        <w:br/>
-        <w:t xml:space="preserve">  setInterval(() =&gt; runPollingTick(), POLL_INTERVAL_MS);</w:t>
-        <w:br/>
-        <w:t>}</w:t>
-      </w:r>
-    </w:p>
-    <w:p>
-      <w:pPr>
-        <w:pStyle w:val="af6"/>
-      </w:pPr>
-      <w:r>
-        <w:t>`FormIntegration.findAll` арқылы `syncEnabled: true` интеграциялар алынады және round-robin принципімен (`order: updatedAt ASC`) өңделеді — бұл барлық интеграцияларға тең уақыт бөлуді қамтамасыз етеді.</w:t>
       </w:r>
     </w:p>
     <w:p>
@@ -10402,95 +10048,6 @@
         <w:pStyle w:val="af6"/>
       </w:pPr>
       <w:r>
-        <w:t>AI чат модулі `formChat` функциясы арқылы іске асырылды. Функция форма атауын, сценарийді, жауаптар контекстін және чат тарихын алып, OpenAI API-ға жібереді.</w:t>
-      </w:r>
-    </w:p>
-    <w:p>
-      <w:pPr>
-        <w:pStyle w:val="af4"/>
-      </w:pPr>
-      <w:r>
-        <w:t>Листинг 4.5 – openaiService.js — AI чат функциясы</w:t>
-      </w:r>
-    </w:p>
-    <w:p>
-      <w:pPr>
-        <w:spacing w:before="60" w:after="60"/>
-        <w:ind w:left="200"/>
-        <w:shd w:val="clear" w:color="auto" w:fill="F0F0F0"/>
-      </w:pPr>
-      <w:r>
-        <w:rPr>
-          <w:rFonts w:ascii="Courier New" w:hAnsi="Courier New"/>
-          <w:sz w:val="16"/>
-        </w:rPr>
-        <w:t>export async function formChat(</w:t>
-        <w:br/>
-        <w:t xml:space="preserve">  formTitle, scenario, requests, message, history = [], lang</w:t>
-        <w:br/>
-        <w:t>) {</w:t>
-        <w:br/>
-        <w:t xml:space="preserve">  const model = process.env.OPENAI_MODEL || "gpt-5-nano";</w:t>
-        <w:br/>
-        <w:t xml:space="preserve">  const client = new OpenAI({ apiKey: process.env.OPENAI_API_KEY });</w:t>
-        <w:br/>
-        <w:br/>
-        <w:t xml:space="preserve">  const systemPrompt = buildSystemPrompt(</w:t>
-        <w:br/>
-        <w:t xml:space="preserve">    formTitle, scenario, requests, lang</w:t>
-        <w:br/>
-        <w:t xml:space="preserve">  );</w:t>
-        <w:br/>
-        <w:br/>
-        <w:t xml:space="preserve">  // Соңғы 10 хабарламаны ғана жіберу — токен лимитін үнемдеу</w:t>
-        <w:br/>
-        <w:t xml:space="preserve">  const slicedHistory = history.slice(-10).map((msg) =&gt; ({</w:t>
-        <w:br/>
-        <w:t xml:space="preserve">    role: msg.role === "assistant" ? "assistant" : "user",</w:t>
-        <w:br/>
-        <w:t xml:space="preserve">    content: String(msg.content || "").trim()</w:t>
-        <w:br/>
-        <w:t xml:space="preserve">  }));</w:t>
-        <w:br/>
-        <w:br/>
-        <w:t xml:space="preserve">  const apiMessages = [</w:t>
-        <w:br/>
-        <w:t xml:space="preserve">    { role: "system", content: systemPrompt },</w:t>
-        <w:br/>
-        <w:t xml:space="preserve">    ...slicedHistory,</w:t>
-        <w:br/>
-        <w:t xml:space="preserve">    { role: "user", content: message }</w:t>
-        <w:br/>
-        <w:t xml:space="preserve">  ];</w:t>
-        <w:br/>
-        <w:br/>
-        <w:t xml:space="preserve">  const completion = await client.chat.completions.create({</w:t>
-        <w:br/>
-        <w:t xml:space="preserve">    model,</w:t>
-        <w:br/>
-        <w:t xml:space="preserve">    messages: apiMessages</w:t>
-        <w:br/>
-        <w:t xml:space="preserve">  });</w:t>
-        <w:br/>
-        <w:br/>
-        <w:t xml:space="preserve">  return completion.choices[0]?.message?.content || "";</w:t>
-        <w:br/>
-        <w:t>}</w:t>
-      </w:r>
-    </w:p>
-    <w:p>
-      <w:pPr>
-        <w:pStyle w:val="af6"/>
-      </w:pPr>
-      <w:r>
-        <w:t>Сенімділік пен токен үнемдеу үшін чат тарихы соңғы 10 хабарламамен шектелген. `systemPrompt` форма деректерін, сценарий рөлін және тілді қамтиды — бұл AI жауаптарының нақты контекстке сәйкес болуын қамтамасыз етеді.</w:t>
-      </w:r>
-    </w:p>
-    <w:p>
-      <w:pPr>
-        <w:pStyle w:val="af6"/>
-      </w:pPr>
-      <w:r>
         <w:t>- Форма деңгейіндегі чат функционалдығы</w:t>
       </w:r>
     </w:p>
@@ -10766,119 +10323,6 @@
       </w:pPr>
       <w:r>
         <w:t>4.2.6 Көптілді интерфейс</w:t>
-      </w:r>
-    </w:p>
-    <w:p>
-      <w:pPr>
-        <w:pStyle w:val="af6"/>
-      </w:pPr>
-      <w:r>
-        <w:t>FormBridge жүйесі үш тілде жұмыс істейді: қазақша (kk), орысша (ru) және ағылшынша (en). Барлық интерфейс мәтіндері `i18n.js` файлындағы `translations` объектісінде сақталады.</w:t>
-      </w:r>
-    </w:p>
-    <w:p>
-      <w:pPr>
-        <w:pStyle w:val="af4"/>
-      </w:pPr>
-      <w:r>
-        <w:t>Листинг 4.6 – frontend/src/shared/i18n.js — көптілді жүйе (үзінді)</w:t>
-      </w:r>
-    </w:p>
-    <w:p>
-      <w:pPr>
-        <w:spacing w:before="60" w:after="60"/>
-        <w:ind w:left="200"/>
-        <w:shd w:val="clear" w:color="auto" w:fill="F0F0F0"/>
-      </w:pPr>
-      <w:r>
-        <w:rPr>
-          <w:rFonts w:ascii="Courier New" w:hAnsi="Courier New"/>
-          <w:sz w:val="16"/>
-        </w:rPr>
-        <w:t>export const translations = {</w:t>
-        <w:br/>
-        <w:t xml:space="preserve">  kk: {</w:t>
-        <w:br/>
-        <w:t xml:space="preserve">    myForms: "Менің формаларым",</w:t>
-        <w:br/>
-        <w:t xml:space="preserve">    connectForm: "Форманы қосу",</w:t>
-        <w:br/>
-        <w:t xml:space="preserve">    requests: "Өтініштер",</w:t>
-        <w:br/>
-        <w:t xml:space="preserve">    status_new: "Жаңа",</w:t>
-        <w:br/>
-        <w:t xml:space="preserve">    status_in_progress: "Өңделуде",</w:t>
-        <w:br/>
-        <w:t xml:space="preserve">    status_done: "Аяқталды",</w:t>
-        <w:br/>
-        <w:t xml:space="preserve">    aiChat: "AI чат",</w:t>
-        <w:br/>
-        <w:t xml:space="preserve">    scenario_admissions: "Қабылдау комиссиясы",</w:t>
-        <w:br/>
-        <w:t xml:space="preserve">    scenario_hr: "HR / Рекрутинг",</w:t>
-        <w:br/>
-        <w:t xml:space="preserve">  },</w:t>
-        <w:br/>
-        <w:t xml:space="preserve">  ru: {</w:t>
-        <w:br/>
-        <w:t xml:space="preserve">    myForms: "Мои формы",</w:t>
-        <w:br/>
-        <w:t xml:space="preserve">    connectForm: "Подключить форму",</w:t>
-        <w:br/>
-        <w:t xml:space="preserve">    requests: "Заявки",</w:t>
-        <w:br/>
-        <w:t xml:space="preserve">    status_new: "Новая",</w:t>
-        <w:br/>
-        <w:t xml:space="preserve">    status_in_progress: "В работе",</w:t>
-        <w:br/>
-        <w:t xml:space="preserve">    status_done: "Завершено",</w:t>
-        <w:br/>
-        <w:t xml:space="preserve">    aiChat: "AI чат",</w:t>
-        <w:br/>
-        <w:t xml:space="preserve">    scenario_admissions: "Приёмная комиссия",</w:t>
-        <w:br/>
-        <w:t xml:space="preserve">    scenario_hr: "HR / Рекрутинг",</w:t>
-        <w:br/>
-        <w:t xml:space="preserve">  },</w:t>
-        <w:br/>
-        <w:t xml:space="preserve">  en: {</w:t>
-        <w:br/>
-        <w:t xml:space="preserve">    myForms: "My Forms",</w:t>
-        <w:br/>
-        <w:t xml:space="preserve">    connectForm: "Connect Form",</w:t>
-        <w:br/>
-        <w:t xml:space="preserve">    requests: "Submissions",</w:t>
-        <w:br/>
-        <w:t xml:space="preserve">    status_new: "New",</w:t>
-        <w:br/>
-        <w:t xml:space="preserve">    status_in_progress: "In Progress",</w:t>
-        <w:br/>
-        <w:t xml:space="preserve">    status_done: "Done",</w:t>
-        <w:br/>
-        <w:t xml:space="preserve">    aiChat: "AI Chat",</w:t>
-        <w:br/>
-        <w:t xml:space="preserve">    scenario_admissions: "Admissions",</w:t>
-        <w:br/>
-        <w:t xml:space="preserve">    scenario_hr: "HR / Recruiting",</w:t>
-        <w:br/>
-        <w:t xml:space="preserve">  }</w:t>
-        <w:br/>
-        <w:t>};</w:t>
-        <w:br/>
-        <w:br/>
-        <w:t>export function t(key, lang = "ru") {</w:t>
-        <w:br/>
-        <w:t xml:space="preserve">  return translations[lang]?.[key] ?? translations["ru"][key] ?? key;</w:t>
-        <w:br/>
-        <w:t>}</w:t>
-      </w:r>
-    </w:p>
-    <w:p>
-      <w:pPr>
-        <w:pStyle w:val="af6"/>
-      </w:pPr>
-      <w:r>
-        <w:t>`t(key, lang)` функциясы берілген кілт пен тіл бойынша аударманы қайтарады. Егер аударма табылмаса, орысша нұсқаға fallback жасалады. Тіл таңдауы `localStorage`-та `fb_lang` кілті арқылы сақталады.</w:t>
       </w:r>
     </w:p>
     <w:p>
@@ -11014,473 +10458,166 @@
         <w:pStyle w:val="af6"/>
       </w:pPr>
       <w:r>
-        <w:t>4.4 Жүйені орналастыру (Деплой)</w:t>
-      </w:r>
-    </w:p>
-    <w:p>
-      <w:pPr>
-        <w:pStyle w:val="af6"/>
-      </w:pPr>
-      <w:r>
-        <w:t>FormBridge жүйесі Amazon Web Services (AWS) EC2 бұлттық серверінде орналастырылған. Жоба нақты интернет-домен арқылы қолжетімді: https://formbridge.nlrk.online</w:t>
-      </w:r>
-    </w:p>
-    <w:p>
-      <w:pPr>
-        <w:pStyle w:val="af6"/>
-      </w:pPr>
-      <w:r>
-        <w:t>4.4.1 AWS EC2 серверін баптау</w:t>
-      </w:r>
-    </w:p>
-    <w:p>
-      <w:pPr>
-        <w:pStyle w:val="af6"/>
-      </w:pPr>
-      <w:r>
-        <w:t>Amazon EC2 (Elastic Compute Cloud) — виртуалды серверлерді жалдауға мүмкіндік беретін AWS қызметі. FormBridge үшін мынадай конфигурация таңдалды:</w:t>
+        <w:t>[СКРИНШОТ: Мобильді интерфейс — MyFormsPage]</w:t>
+      </w:r>
+    </w:p>
+    <w:p>
+      <w:pPr>
+        <w:pStyle w:val="af6"/>
+      </w:pPr>
+    </w:p>
+    <w:p>
+      <w:pPr>
+        <w:pStyle w:val="af6"/>
+      </w:pPr>
+      <w:r>
+        <w:t>Қосымша ескертулер:</w:t>
+      </w:r>
+    </w:p>
+    <w:p>
+      <w:pPr>
+        <w:pStyle w:val="af6"/>
+      </w:pPr>
+      <w:r>
+        <w:t>- Суреттер мен кестелер Word құжатына қосылады</w:t>
+      </w:r>
+    </w:p>
+    <w:p>
+      <w:pPr>
+        <w:pStyle w:val="af6"/>
+      </w:pPr>
+      <w:r>
+        <w:t>- Артық код мысалдары қысқартылды, тек маңызды логика көрсетілген</w:t>
+      </w:r>
+    </w:p>
+    <w:p>
+      <w:pPr>
+        <w:pStyle w:val="af6"/>
+      </w:pPr>
+      <w:r>
+        <w:t>- Барлық мәтін қазақ тілінде ресми, түсінікті, Word-қа көшіруге дайы</w:t>
+      </w:r>
+      <w:r>
+        <w:t>н</w:t>
+      </w:r>
+    </w:p>
+    <w:p>
+      <w:pPr>
+        <w:pStyle w:val="af6"/>
+      </w:pPr>
+      <w:r>
+        <w:br w:type="page"/>
+      </w:r>
+    </w:p>
+    <w:p>
+      <w:pPr>
+        <w:pStyle w:val="af6"/>
+      </w:pPr>
+    </w:p>
+    <w:p>
+      <w:pPr>
+        <w:pStyle w:val="a1"/>
+      </w:pPr>
+      <w:r>
+        <w:t>ТЕСТІЛЕУ</w:t>
+      </w:r>
+    </w:p>
+    <w:p>
+      <w:pPr>
+        <w:pStyle w:val="af6"/>
+      </w:pPr>
+      <w:r>
+        <w:t>Бағдарламалық жасақтаманы тестілеу — жүйенің дұрыс жұмыс істейтінін, барлық функциялардың дұрыс орындалатынын және қателердің болмайтынын тексеру процесі. FormBridge жүйесі төрт негізгі тестілеу әдісімен тексерілді: функционалдық тестілеу, интеграциялық тестілеу, пайдаланушы интерфейсін тестілеу және қолмен тестілеу.</w:t>
+      </w:r>
+    </w:p>
+    <w:p>
+      <w:pPr>
+        <w:pStyle w:val="af6"/>
+        <w:rPr>
+          <w:b/>
+          <w:bCs/>
+        </w:rPr>
+      </w:pPr>
+      <w:r>
+        <w:rPr>
+          <w:b/>
+          <w:bCs/>
+        </w:rPr>
+        <w:t>5.1 Функционалдық тестілеу</w:t>
+      </w:r>
+    </w:p>
+    <w:p>
+      <w:pPr>
+        <w:pStyle w:val="af6"/>
+      </w:pPr>
+      <w:r>
+        <w:t>Функционалдық тестілеу кезінде жүйенің барлық модульдері жеке тексерілді. Тестілеу нәтижелері төмендегі кестеде көрсетілген.</w:t>
       </w:r>
     </w:p>
     <w:p>
       <w:pPr>
         <w:pStyle w:val="af4"/>
-      </w:pPr>
-      <w:r>
-        <w:t>Кесте 4.3 – AWS EC2 инстанс конфигурациясы</w:t>
-      </w:r>
-    </w:p>
-    <w:p>
-      <w:pPr>
-        <w:pStyle w:val="af6"/>
-      </w:pPr>
-      <w:r>
-        <w:t>[Кесте 4.3 – AWS EC2 сервер конфигурациясы]</w:t>
-      </w:r>
-    </w:p>
-    <w:p>
-      <w:pPr>
-        <w:pStyle w:val="af6"/>
-      </w:pPr>
-      <w:r>
-        <w:t>4.4.2 Домен және HTTPS баптау</w:t>
-      </w:r>
-    </w:p>
-    <w:p>
-      <w:pPr>
-        <w:pStyle w:val="af6"/>
-      </w:pPr>
-      <w:r>
-        <w:t>Жоба үшін nlrk.online домені тіркелді және формbridge.nlrk.online суб-домені EC2 инстансының IP-мекен-жайына бағытталды. HTTPS қауіпсіздік сертификаты Let's Encrypt арқылы тегін алынды және Nginx веб-сервері арқылы бапталды.</w:t>
-      </w:r>
-    </w:p>
-    <w:p>
-      <w:pPr>
-        <w:pStyle w:val="af4"/>
-      </w:pPr>
-      <w:r>
-        <w:t>Листинг 4.7 – Nginx конфигурациясы (үзінді)</w:t>
-      </w:r>
-    </w:p>
-    <w:p>
-      <w:pPr>
-        <w:spacing w:before="60" w:after="60"/>
-        <w:ind w:left="200"/>
-        <w:shd w:val="clear" w:color="auto" w:fill="F0F0F0"/>
-      </w:pPr>
-      <w:r>
-        <w:rPr>
-          <w:rFonts w:ascii="Courier New" w:hAnsi="Courier New"/>
-          <w:sz w:val="16"/>
-        </w:rPr>
-        <w:t>server {</w:t>
-        <w:br/>
-        <w:t xml:space="preserve">    listen 80;</w:t>
-        <w:br/>
-        <w:t xml:space="preserve">    server_name formbridge.nlrk.online;</w:t>
-        <w:br/>
-        <w:t xml:space="preserve">    return 301 https://$host$request_uri;</w:t>
-        <w:br/>
-        <w:t>}</w:t>
-        <w:br/>
-        <w:br/>
-        <w:t>server {</w:t>
-        <w:br/>
-        <w:t xml:space="preserve">    listen 443 ssl;</w:t>
-        <w:br/>
-        <w:t xml:space="preserve">    server_name formbridge.nlrk.online;</w:t>
-        <w:br/>
-        <w:br/>
-        <w:t xml:space="preserve">    ssl_certificate     /etc/letsencrypt/live/formbridge.nlrk.online/fullchain.pem;</w:t>
-        <w:br/>
-        <w:t xml:space="preserve">    ssl_certificate_key /etc/letsencrypt/live/formbridge.nlrk.online/privkey.pem;</w:t>
-        <w:br/>
-        <w:br/>
-        <w:t xml:space="preserve">    # Frontend (React build)</w:t>
-        <w:br/>
-        <w:t xml:space="preserve">    location / {</w:t>
-        <w:br/>
-        <w:t xml:space="preserve">        root /var/www/formbridge/frontend/dist;</w:t>
-        <w:br/>
-        <w:t xml:space="preserve">        try_files $uri $uri/ /index.html;</w:t>
-        <w:br/>
-        <w:t xml:space="preserve">    }</w:t>
-        <w:br/>
-        <w:br/>
-        <w:t xml:space="preserve">    # Backend API</w:t>
-        <w:br/>
-        <w:t xml:space="preserve">    location /api/ {</w:t>
-        <w:br/>
-        <w:t xml:space="preserve">        proxy_pass http://localhost:5000;</w:t>
-        <w:br/>
-        <w:t xml:space="preserve">        proxy_set_header Host $host;</w:t>
-        <w:br/>
-        <w:t xml:space="preserve">        proxy_set_header X-Real-IP $remote_addr;</w:t>
-        <w:br/>
-        <w:t xml:space="preserve">    }</w:t>
-        <w:br/>
-        <w:t>}</w:t>
-      </w:r>
-    </w:p>
-    <w:p>
-      <w:pPr>
-        <w:pStyle w:val="af6"/>
-      </w:pPr>
-      <w:r>
-        <w:t>Nginx екі қызмет атқарады: React build файлдарын статикалық түрде беру (location /) және API сұрауларын Node.js серверіне бағыттау (location /api/). Бұл архитектура бір серверде frontend пен backend бірге жұмыс істеуіне мүмкіндік береді.</w:t>
-      </w:r>
-    </w:p>
-    <w:p>
-      <w:pPr>
-        <w:pStyle w:val="af6"/>
-      </w:pPr>
-      <w:r>
-        <w:t>4.4.3 PM2 арқылы процесті басқару</w:t>
-      </w:r>
-    </w:p>
-    <w:p>
-      <w:pPr>
-        <w:pStyle w:val="af6"/>
-      </w:pPr>
-      <w:r>
-        <w:t>Node.js сервері PM2 (Process Manager 2) арқылы іске қосылады. PM2 серверді фондық режимде ұстайды, қате болса автоматты қайта іске қосады және серверді қайта жүктегенде автоматты жұмысты қамтамасыз етеді.</w:t>
-      </w:r>
-    </w:p>
-    <w:p>
-      <w:pPr>
-        <w:pStyle w:val="af4"/>
-      </w:pPr>
-      <w:r>
-        <w:t>Листинг 4.8 – PM2 арқылы серверді іске қосу</w:t>
-      </w:r>
-    </w:p>
-    <w:p>
-      <w:pPr>
-        <w:spacing w:before="60" w:after="60"/>
-        <w:ind w:left="200"/>
-        <w:shd w:val="clear" w:color="auto" w:fill="F0F0F0"/>
-      </w:pPr>
-      <w:r>
-        <w:rPr>
-          <w:rFonts w:ascii="Courier New" w:hAnsi="Courier New"/>
-          <w:sz w:val="16"/>
-        </w:rPr>
-        <w:t># Серверді іске қосу</w:t>
-        <w:br/>
-        <w:t>pm2 start backend/src/server.js --name formbridge</w:t>
-        <w:br/>
-        <w:br/>
-        <w:t># Автоматты іске қосуды баптау</w:t>
-        <w:br/>
-        <w:t>pm2 startup</w:t>
-        <w:br/>
-        <w:t>pm2 save</w:t>
-        <w:br/>
-        <w:br/>
-        <w:t># Жұмыс күйін тексеру</w:t>
-        <w:br/>
-        <w:t>pm2 status</w:t>
-        <w:br/>
-        <w:t>pm2 logs formbridge</w:t>
-      </w:r>
-    </w:p>
-    <w:p>
-      <w:pPr>
-        <w:pStyle w:val="af6"/>
-      </w:pPr>
-      <w:r>
-        <w:t>PM2 `ecosystem.config.js` файлы арқылы ортаны баптауға, логтарды сақтауға және кластер режимінде жұмыс істеуге мүмкіндік береді.</w:t>
-      </w:r>
-    </w:p>
-    <w:p>
-      <w:pPr>
-        <w:pStyle w:val="af6"/>
-      </w:pPr>
-      <w:r>
-        <w:t>4.4.4 Деплой процесі</w:t>
-      </w:r>
-    </w:p>
-    <w:p>
-      <w:pPr>
-        <w:pStyle w:val="af6"/>
-      </w:pPr>
-      <w:r>
-        <w:t>Жүйені жаңарту процесі мынадай қадамдардан тұрады:</w:t>
-      </w:r>
-    </w:p>
-    <w:p>
-      <w:pPr>
-        <w:pStyle w:val="-"/>
-      </w:pPr>
-      <w:r>
-        <w:t>Код өзгерістері GitHub репозиторийіне `git push` арқылы жіберіледі</w:t>
-      </w:r>
-    </w:p>
-    <w:p>
-      <w:pPr>
-        <w:pStyle w:val="-"/>
-      </w:pPr>
-      <w:r>
-        <w:t>EC2 серверінде `git pull` арқылы соңғы нұсқа жүктеледі</w:t>
-      </w:r>
-    </w:p>
-    <w:p>
-      <w:pPr>
-        <w:pStyle w:val="-"/>
-      </w:pPr>
-      <w:r>
-        <w:t>Frontend: `npm run build` командасымен React қосымшасы компиляцияланады</w:t>
-      </w:r>
-    </w:p>
-    <w:p>
-      <w:pPr>
-        <w:pStyle w:val="-"/>
-      </w:pPr>
-      <w:r>
-        <w:t>Backend: `pm2 restart formbridge` арқылы сервер қайта іске қосылады</w:t>
-      </w:r>
-    </w:p>
-    <w:p>
-      <w:pPr>
-        <w:pStyle w:val="-"/>
-      </w:pPr>
-      <w:r>
-        <w:t>Жүйенің дұрыс жұмысы /health эндпоинті арқылы тексеріледі</w:t>
-      </w:r>
-    </w:p>
-    <w:p>
-      <w:pPr>
-        <w:pStyle w:val="af6"/>
-      </w:pPr>
-      <w:r>
-        <w:t>[СКРИНШОТ: Сайт https://formbridge.nlrk.online — браузерде ашылған]</w:t>
-      </w:r>
-    </w:p>
-    <w:p>
-      <w:pPr>
-        <w:pStyle w:val="af6"/>
-      </w:pPr>
-      <w:r>
-        <w:t>[СКРИНШОТ: PM2 status — сервер жұмыс күйі]</w:t>
-      </w:r>
-    </w:p>
-    <w:p>
-      <w:pPr>
-        <w:pStyle w:val="af6"/>
-      </w:pPr>
-      <w:r>
-        <w:t>4-бөлім бойынша қорытынды</w:t>
-      </w:r>
-    </w:p>
-    <w:p>
-      <w:pPr>
-        <w:pStyle w:val="af6"/>
-      </w:pPr>
-      <w:r>
-        <w:t>4.5 Командалық қатынас (Team Access)</w:t>
-      </w:r>
-    </w:p>
-    <w:p>
-      <w:pPr>
-        <w:pStyle w:val="af6"/>
-      </w:pPr>
-      <w:r>
-        <w:t>FormBridge жүйесінің маңызды мүмкіндіктерінің бірі — командалық қатынас функциясы. Бұл мүмкіндік форма иесіне өз жұмыс кеңістігіне басқа пайдаланушыларды шақыруға және олармен бірлесіп жұмыс істеуге мүмкіндік береді.</w:t>
-      </w:r>
-    </w:p>
-    <w:p>
-      <w:pPr>
-        <w:pStyle w:val="af6"/>
-      </w:pPr>
-      <w:r>
-        <w:t>4.5.1 Командалық қатынастың жобалануы</w:t>
-      </w:r>
-    </w:p>
-    <w:p>
-      <w:pPr>
-        <w:pStyle w:val="af6"/>
-      </w:pPr>
-      <w:r>
-        <w:t>Командалық қатынас мынадай принциптер негізінде жобаланды:</w:t>
-      </w:r>
-    </w:p>
-    <w:p>
-      <w:pPr>
-        <w:pStyle w:val="-"/>
-      </w:pPr>
-      <w:r>
-        <w:t>Тек толық баптанған формалар ортақ пайдалануға ашылады — scenarioConfiguredAt өрісі орнатылған болуы тиіс</w:t>
-      </w:r>
-    </w:p>
-    <w:p>
-      <w:pPr>
-        <w:pStyle w:val="-"/>
-      </w:pPr>
-      <w:r>
-        <w:t>Шақырылған қатысушылар тек қарау (viewer) рөлін алады — деректерді өзгерту мүмкіндігі жоқ</w:t>
-      </w:r>
-    </w:p>
-    <w:p>
-      <w:pPr>
-        <w:pStyle w:val="-"/>
-      </w:pPr>
-      <w:r>
-        <w:t>Форма иесі кез келген уақытта қатысушыны алып тастай алады</w:t>
-      </w:r>
-    </w:p>
-    <w:p>
-      <w:pPr>
-        <w:pStyle w:val="-"/>
-      </w:pPr>
-      <w:r>
-        <w:t>Бір форма бірнеше қатысушыға ашылуы мүмкін</w:t>
-      </w:r>
-    </w:p>
-    <w:p>
-      <w:pPr>
-        <w:pStyle w:val="af6"/>
-      </w:pPr>
-      <w:r>
-        <w:t>4.5.2 Деректер қорының моделі</w:t>
-      </w:r>
-    </w:p>
-    <w:p>
-      <w:pPr>
-        <w:pStyle w:val="af6"/>
-      </w:pPr>
-      <w:r>
-        <w:t>Командалық қатынас үшін жаңа form_members кестесі жасалды. Бұл кесте форма идентификаторын, иесін, қатысушыны және рөлді сақтайды.</w:t>
-      </w:r>
-    </w:p>
-    <w:p>
-      <w:pPr>
-        <w:pStyle w:val="af4"/>
-      </w:pPr>
-      <w:r>
-        <w:t>Листинг 4.9 – backend/src/models/formMember.js — FormMember моделі</w:t>
-      </w:r>
-    </w:p>
-    <w:p>
-      <w:pPr>
-        <w:spacing w:before="60" w:after="60"/>
-        <w:ind w:left="200"/>
-        <w:shd w:val="clear" w:color="auto" w:fill="F0F0F0"/>
-      </w:pPr>
-      <w:r>
-        <w:rPr>
-          <w:rFonts w:ascii="Courier New" w:hAnsi="Courier New"/>
-          <w:sz w:val="16"/>
-        </w:rPr>
-        <w:t>import { DataTypes } from "sequelize";</w:t>
-        <w:br/>
-        <w:t>import { sequelize } from "../config/database.js";</w:t>
-        <w:br/>
-        <w:br/>
-        <w:t>export const FormMember = sequelize.define("FormMember", {</w:t>
-        <w:br/>
-        <w:t xml:space="preserve">  id: { type: DataTypes.UUID, defaultValue: DataTypes.UUIDV4, primaryKey: true },</w:t>
-        <w:br/>
-        <w:t xml:space="preserve">  formId:   { type: DataTypes.STRING, allowNull: false },</w:t>
-        <w:br/>
-        <w:t xml:space="preserve">  ownerId:  { type: DataTypes.UUID, allowNull: false },</w:t>
-        <w:br/>
-        <w:t xml:space="preserve">  memberId: { type: DataTypes.UUID, allowNull: false },</w:t>
-        <w:br/>
-        <w:t xml:space="preserve">  role:     { type: DataTypes.STRING, allowNull: false, defaultValue: "viewer" }</w:t>
-        <w:br/>
-        <w:t>}, {</w:t>
-        <w:br/>
-        <w:t xml:space="preserve">  tableName: "form_members",</w:t>
-        <w:br/>
-        <w:t xml:space="preserve">  timestamps: true,</w:t>
-        <w:br/>
-        <w:t xml:space="preserve">  indexes: [{ unique: true, fields: ["formId", "memberId"] }]</w:t>
-        <w:br/>
-        <w:t>});</w:t>
-      </w:r>
-    </w:p>
-    <w:p>
-      <w:pPr>
-        <w:pStyle w:val="af6"/>
-      </w:pPr>
-      <w:r>
-        <w:t>Бірегей индекс (`formId` + `memberId`) бір пайдаланушының бір формаға екі рет қосылуын болдырмайды.</w:t>
-      </w:r>
-    </w:p>
-    <w:p>
-      <w:pPr>
-        <w:pStyle w:val="af6"/>
-      </w:pPr>
-      <w:r>
-        <w:t>4.5.3 API маршруттары</w:t>
-      </w:r>
-    </w:p>
-    <w:p>
-      <w:pPr>
-        <w:pStyle w:val="af4"/>
-      </w:pPr>
-      <w:r>
-        <w:t>Кесте 4.4 – Командалық қатынас API маршруттары</w:t>
+        <w:rPr>
+          <w:lang w:val="kk-KZ"/>
+        </w:rPr>
+      </w:pPr>
+      <w:r>
+        <w:rPr>
+          <w:lang w:val="kk-KZ"/>
+        </w:rPr>
+        <w:t>Кесте 5.1 – FormBridge жүйесінің функционалдық тестілеу нәтижелері</w:t>
       </w:r>
     </w:p>
     <w:tbl>
       <w:tblPr>
         <w:tblStyle w:val="af8"/>
-        <w:tblW w:type="auto" w:w="0"/>
-        <w:tblLook w:firstColumn="1" w:firstRow="1" w:lastColumn="0" w:lastRow="0" w:noHBand="0" w:noVBand="1" w:val="04A0"/>
+        <w:tblW w:w="0" w:type="auto"/>
+        <w:tblLook w:val="04A0" w:firstRow="1" w:lastRow="0" w:firstColumn="1" w:lastColumn="0" w:noHBand="0" w:noVBand="1"/>
       </w:tblPr>
       <w:tblGrid>
-        <w:gridCol w:w="3307"/>
-        <w:gridCol w:w="3307"/>
-        <w:gridCol w:w="3307"/>
+        <w:gridCol w:w="2434"/>
+        <w:gridCol w:w="2463"/>
+        <w:gridCol w:w="2568"/>
+        <w:gridCol w:w="2446"/>
       </w:tblGrid>
       <w:tr>
         <w:tc>
           <w:tcPr>
-            <w:tcW w:type="dxa" w:w="3307"/>
+            <w:tcW w:w="2480" w:type="dxa"/>
           </w:tcPr>
           <w:p>
             <w:r>
-              <w:t>Метод</w:t>
+              <w:t>№</w:t>
             </w:r>
           </w:p>
         </w:tc>
         <w:tc>
           <w:tcPr>
-            <w:tcW w:type="dxa" w:w="3307"/>
+            <w:tcW w:w="2480" w:type="dxa"/>
           </w:tcPr>
           <w:p>
             <w:r>
-              <w:t>Маршрут</w:t>
+              <w:t>Тест сценарийі</w:t>
             </w:r>
           </w:p>
         </w:tc>
         <w:tc>
           <w:tcPr>
-            <w:tcW w:type="dxa" w:w="3307"/>
+            <w:tcW w:w="2480" w:type="dxa"/>
           </w:tcPr>
           <w:p>
             <w:r>
-              <w:t>Сипаттама</w:t>
+              <w:t>Күтілетін нәтиже</w:t>
+            </w:r>
+          </w:p>
+        </w:tc>
+        <w:tc>
+          <w:tcPr>
+            <w:tcW w:w="2480" w:type="dxa"/>
+          </w:tcPr>
+          <w:p>
+            <w:r>
+              <w:t>Нәтиже</w:t>
             </w:r>
           </w:p>
         </w:tc>
@@ -11488,31 +10625,41 @@
       <w:tr>
         <w:tc>
           <w:tcPr>
-            <w:tcW w:type="dxa" w:w="3307"/>
+            <w:tcW w:w="2480" w:type="dxa"/>
           </w:tcPr>
           <w:p>
             <w:r>
-              <w:t>GET</w:t>
+              <w:t>1</w:t>
             </w:r>
           </w:p>
         </w:tc>
         <w:tc>
           <w:tcPr>
-            <w:tcW w:type="dxa" w:w="3307"/>
+            <w:tcW w:w="2480" w:type="dxa"/>
           </w:tcPr>
           <w:p>
             <w:r>
-              <w:t>/api/forms/:formId/members</w:t>
+              <w:t>Пайдаланушы тіркелу</w:t>
             </w:r>
           </w:p>
         </w:tc>
         <w:tc>
           <w:tcPr>
-            <w:tcW w:type="dxa" w:w="3307"/>
+            <w:tcW w:w="2480" w:type="dxa"/>
           </w:tcPr>
           <w:p>
             <w:r>
-              <w:t>Қатысушылар тізімін алу (иесі ғана)</w:t>
+              <w:t>Аккаунт сәтті жасалады, JWT токен беріледі</w:t>
+            </w:r>
+          </w:p>
+        </w:tc>
+        <w:tc>
+          <w:tcPr>
+            <w:tcW w:w="2480" w:type="dxa"/>
+          </w:tcPr>
+          <w:p>
+            <w:r>
+              <w:t>Өтті ✓</w:t>
             </w:r>
           </w:p>
         </w:tc>
@@ -11520,31 +10667,41 @@
       <w:tr>
         <w:tc>
           <w:tcPr>
-            <w:tcW w:type="dxa" w:w="3307"/>
+            <w:tcW w:w="2480" w:type="dxa"/>
           </w:tcPr>
           <w:p>
             <w:r>
-              <w:t>POST</w:t>
+              <w:t>2</w:t>
             </w:r>
           </w:p>
         </w:tc>
         <w:tc>
           <w:tcPr>
-            <w:tcW w:type="dxa" w:w="3307"/>
+            <w:tcW w:w="2480" w:type="dxa"/>
           </w:tcPr>
           <w:p>
             <w:r>
-              <w:t>/api/forms/:formId/members</w:t>
+              <w:t>Пайдаланушы кіру</w:t>
             </w:r>
           </w:p>
         </w:tc>
         <w:tc>
           <w:tcPr>
-            <w:tcW w:type="dxa" w:w="3307"/>
+            <w:tcW w:w="2480" w:type="dxa"/>
           </w:tcPr>
           <w:p>
             <w:r>
-              <w:t>Email бойынша пайдаланушыны шақыру</w:t>
+              <w:t>Токен алынады, басты бетке бағытталады</w:t>
+            </w:r>
+          </w:p>
+        </w:tc>
+        <w:tc>
+          <w:tcPr>
+            <w:tcW w:w="2480" w:type="dxa"/>
+          </w:tcPr>
+          <w:p>
+            <w:r>
+              <w:t>Өтті ✓</w:t>
             </w:r>
           </w:p>
         </w:tc>
@@ -11552,681 +10709,41 @@
       <w:tr>
         <w:tc>
           <w:tcPr>
-            <w:tcW w:type="dxa" w:w="3307"/>
+            <w:tcW w:w="2480" w:type="dxa"/>
           </w:tcPr>
           <w:p>
             <w:r>
-              <w:t>DELETE</w:t>
+              <w:t>3</w:t>
             </w:r>
           </w:p>
         </w:tc>
         <w:tc>
           <w:tcPr>
-            <w:tcW w:type="dxa" w:w="3307"/>
+            <w:tcW w:w="2480" w:type="dxa"/>
           </w:tcPr>
           <w:p>
             <w:r>
-              <w:t>/api/forms/:formId/members/:memberId</w:t>
+              <w:t>Google аккаунтын қосу</w:t>
             </w:r>
           </w:p>
         </w:tc>
         <w:tc>
           <w:tcPr>
-            <w:tcW w:type="dxa" w:w="3307"/>
+            <w:tcW w:w="2480" w:type="dxa"/>
           </w:tcPr>
           <w:p>
             <w:r>
-              <w:t>Қатысушыны алып тастау</w:t>
-            </w:r>
-          </w:p>
-        </w:tc>
-      </w:tr>
-    </w:tbl>
-    <w:p>
-      <w:pPr>
-        <w:pStyle w:val="af6"/>
-      </w:pPr>
-    </w:p>
-    <w:p>
-      <w:pPr>
-        <w:pStyle w:val="af6"/>
-      </w:pPr>
-      <w:r>
-        <w:t>4.5.4 Контроллер логикасы</w:t>
-      </w:r>
-    </w:p>
-    <w:p>
-      <w:pPr>
-        <w:pStyle w:val="af6"/>
-      </w:pPr>
-      <w:r>
-        <w:t>Шақыру логикасы inviteMember функциясында іске асырылды. Функция мынадай тексерулер жүргізеді:</w:t>
-      </w:r>
-    </w:p>
-    <w:p>
-      <w:pPr>
-        <w:pStyle w:val="af4"/>
-      </w:pPr>
-      <w:r>
-        <w:t>Листинг 4.10 – formMembersController.js — шақыру функциясы</w:t>
-      </w:r>
-    </w:p>
-    <w:p>
-      <w:pPr>
-        <w:spacing w:before="60" w:after="60"/>
-        <w:ind w:left="200"/>
-        <w:shd w:val="clear" w:color="auto" w:fill="F0F0F0"/>
-      </w:pPr>
-      <w:r>
-        <w:rPr>
-          <w:rFonts w:ascii="Courier New" w:hAnsi="Courier New"/>
-          <w:sz w:val="16"/>
-        </w:rPr>
-        <w:t>export async function inviteMember(req, res) {</w:t>
-        <w:br/>
-        <w:t xml:space="preserve">  // 1. Иесі екенін және форма баптанғанын тексеру</w:t>
-        <w:br/>
-        <w:t xml:space="preserve">  const integration = await requireOwner(req.params.formId, req.userId);</w:t>
-        <w:br/>
-        <w:br/>
-        <w:t xml:space="preserve">  const { email } = req.body;</w:t>
-        <w:br/>
-        <w:t xml:space="preserve">  if (!email) return res.status(400).json({ error: "email is required" });</w:t>
-        <w:br/>
-        <w:br/>
-        <w:t xml:space="preserve">  // 2. Email бойынша пайдаланушыны іздеу</w:t>
-        <w:br/>
-        <w:t xml:space="preserve">  const targetUser = await User.findOne({</w:t>
-        <w:br/>
-        <w:t xml:space="preserve">    where: { email: email.toLowerCase().trim() }</w:t>
-        <w:br/>
-        <w:t xml:space="preserve">  });</w:t>
-        <w:br/>
-        <w:t xml:space="preserve">  if (!targetUser) return res.status(404).json({ error: "User not found" });</w:t>
-        <w:br/>
-        <w:t xml:space="preserve">  if (targetUser.id === req.userId)</w:t>
-        <w:br/>
-        <w:t xml:space="preserve">    return res.status(400).json({ error: "Cannot invite yourself" });</w:t>
-        <w:br/>
-        <w:br/>
-        <w:t xml:space="preserve">  // 3. Қатынасты жасау (бар болса 409 қайтару)</w:t>
-        <w:br/>
-        <w:t xml:space="preserve">  const [member, created] = await FormMember.findOrCreate({</w:t>
-        <w:br/>
-        <w:t xml:space="preserve">    where: { formId: integration.formId, memberId: targetUser.id },</w:t>
-        <w:br/>
-        <w:t xml:space="preserve">    defaults: { ownerId: req.userId, role: "viewer" }</w:t>
-        <w:br/>
-        <w:t xml:space="preserve">  });</w:t>
-        <w:br/>
-        <w:t xml:space="preserve">  if (!created) return res.status(409).json({ error: "User already has access" });</w:t>
-        <w:br/>
-        <w:br/>
-        <w:t xml:space="preserve">  return res.status(201).json({ id: member.id, role: member.role });</w:t>
-        <w:br/>
-        <w:t>}</w:t>
-      </w:r>
-    </w:p>
-    <w:p>
-      <w:pPr>
-        <w:pStyle w:val="af6"/>
-      </w:pPr>
-      <w:r>
-        <w:t>Функция `requireOwner` шақырушының форма иесі екенін және форма толық баптанғанын (`scenarioConfiguredAt`) тексереді. Тек осы шарт орындалғанда ғана ортақ пайдалануға рұқсат беріледі.</w:t>
-      </w:r>
-    </w:p>
-    <w:p>
-      <w:pPr>
-        <w:pStyle w:val="af6"/>
-      </w:pPr>
-      <w:r>
-        <w:t>4.5.5 Frontend интерфейсі</w:t>
-      </w:r>
-    </w:p>
-    <w:p>
-      <w:pPr>
-        <w:pStyle w:val="af6"/>
-      </w:pPr>
-      <w:r>
-        <w:t>Пайдаланушы интерфейсінде командалық қатынас екі бөліктен тұрады:</w:t>
-      </w:r>
-    </w:p>
-    <w:p>
-      <w:pPr>
-        <w:pStyle w:val="-"/>
-      </w:pPr>
-      <w:r>
-        <w:t>"Поделиться" батырмасы — тек толық баптанған формалардың жанында пайда болады</w:t>
-      </w:r>
-    </w:p>
-    <w:p>
-      <w:pPr>
-        <w:pStyle w:val="-"/>
-      </w:pPr>
-      <w:r>
-        <w:t>ShareModal терезесі — email енгізу формасы, қатысушылар тізімі, алып тастау мүмкіндігі</w:t>
-      </w:r>
-    </w:p>
-    <w:p>
-      <w:pPr>
-        <w:pStyle w:val="-"/>
-      </w:pPr>
-      <w:r>
-        <w:t>"Общий доступ" секциясы — MyFormsPage-де шақырылған формалар бөлек көрсетіледі</w:t>
-      </w:r>
-    </w:p>
-    <w:p>
-      <w:pPr>
-        <w:pStyle w:val="af6"/>
-      </w:pPr>
-      <w:r>
-        <w:t>[СКРИНШОТ: MyFormsPage — "Поделиться" батырмасы баптанған форманың жанында]</w:t>
-      </w:r>
-    </w:p>
-    <w:p>
-      <w:pPr>
-        <w:pStyle w:val="af6"/>
-      </w:pPr>
-      <w:r>
-        <w:t>[СКРИНШОТ: ShareModal — email шақыру терезесі]</w:t>
-      </w:r>
-    </w:p>
-    <w:p>
-      <w:pPr>
-        <w:pStyle w:val="af6"/>
-      </w:pPr>
-      <w:r>
-        <w:t>[СКРИНШОТ: MyFormsPage — "Общий доступ" секциясы]</w:t>
-      </w:r>
-    </w:p>
-    <w:p>
-      <w:pPr>
-        <w:pStyle w:val="af6"/>
-      </w:pPr>
-      <w:r>
-        <w:t>4.6 Серверді баптау және іске қосу</w:t>
-      </w:r>
-    </w:p>
-    <w:p>
-      <w:pPr>
-        <w:pStyle w:val="af6"/>
-      </w:pPr>
-      <w:r>
-        <w:t>FormBridge жүйесін AWS EC2 серверінде іске қосу келесі кезеңдерден тұрады: серверді дайындау, PostgreSQL орнату, жобаны клондау, environment айнымалыларын баптау, Nginx орнату және PM2 арқылы жүйені іске қосу.</w:t>
-      </w:r>
-    </w:p>
-    <w:p>
-      <w:pPr>
-        <w:pStyle w:val="af6"/>
-      </w:pPr>
-      <w:r>
-        <w:t>4.6.1 PostgreSQL орнату</w:t>
-      </w:r>
-    </w:p>
-    <w:p>
-      <w:pPr>
-        <w:pStyle w:val="af4"/>
-      </w:pPr>
-      <w:r>
-        <w:t>Листинг 4.11 – PostgreSQL орнату және баптау</w:t>
-      </w:r>
-    </w:p>
-    <w:p>
-      <w:pPr>
-        <w:spacing w:before="60" w:after="60"/>
-        <w:ind w:left="200"/>
-        <w:shd w:val="clear" w:color="auto" w:fill="F0F0F0"/>
-      </w:pPr>
-      <w:r>
-        <w:rPr>
-          <w:rFonts w:ascii="Courier New" w:hAnsi="Courier New"/>
-          <w:sz w:val="16"/>
-        </w:rPr>
-        <w:t># PostgreSQL орнату</w:t>
-        <w:br/>
-        <w:t>sudo apt update &amp;&amp; sudo apt install -y postgresql postgresql-contrib</w:t>
-        <w:br/>
-        <w:br/>
-        <w:t># PostgreSQL сервисін іске қосу</w:t>
-        <w:br/>
-        <w:t>sudo systemctl start postgresql</w:t>
-        <w:br/>
-        <w:t>sudo systemctl enable postgresql</w:t>
-        <w:br/>
-        <w:br/>
-        <w:t># Деректер қорын және пайдаланушыны жасау</w:t>
-        <w:br/>
-        <w:t>sudo -u postgres psql &lt;&lt; SQL</w:t>
-        <w:br/>
-        <w:t xml:space="preserve">  CREATE USER formbridge WITH PASSWORD 'your_password';</w:t>
-        <w:br/>
-        <w:t xml:space="preserve">  CREATE DATABASE formbridge OWNER formbridge;</w:t>
-        <w:br/>
-        <w:t xml:space="preserve">  GRANT ALL PRIVILEGES ON DATABASE formbridge TO formbridge;</w:t>
-        <w:br/>
-        <w:t>SQL</w:t>
-      </w:r>
-    </w:p>
-    <w:p>
-      <w:pPr>
-        <w:pStyle w:val="af6"/>
-      </w:pPr>
-      <w:r>
-        <w:t>4.6.2 Жобаны орнату</w:t>
-      </w:r>
-    </w:p>
-    <w:p>
-      <w:pPr>
-        <w:pStyle w:val="af4"/>
-      </w:pPr>
-      <w:r>
-        <w:t>Листинг 4.12 – Жобаны клондау және тәуелділіктерді орнату</w:t>
-      </w:r>
-    </w:p>
-    <w:p>
-      <w:pPr>
-        <w:spacing w:before="60" w:after="60"/>
-        <w:ind w:left="200"/>
-        <w:shd w:val="clear" w:color="auto" w:fill="F0F0F0"/>
-      </w:pPr>
-      <w:r>
-        <w:rPr>
-          <w:rFonts w:ascii="Courier New" w:hAnsi="Courier New"/>
-          <w:sz w:val="16"/>
-        </w:rPr>
-        <w:t># Жоба каталогына өту</w:t>
-        <w:br/>
-        <w:t>mkdir -p /var/www &amp;&amp; cd /var/www</w:t>
-        <w:br/>
-        <w:br/>
-        <w:t># GitHub-тан жобаны жүктеу</w:t>
-        <w:br/>
-        <w:t>git clone https://github.com/ShoraInc/formbridge.git formbridge</w:t>
-        <w:br/>
-        <w:t>cd formbridge</w:t>
-        <w:br/>
-        <w:br/>
-        <w:t># Backend тәуелділіктерін орнату</w:t>
-        <w:br/>
-        <w:t>cd backend &amp;&amp; npm install</w:t>
-        <w:br/>
-        <w:br/>
-        <w:t># Frontend тәуелділіктерін орнату және жинау</w:t>
-        <w:br/>
-        <w:t>cd ../frontend &amp;&amp; npm install &amp;&amp; npm run build</w:t>
-        <w:br/>
-        <w:br/>
-        <w:t># Backend .env файлын жасау</w:t>
-        <w:br/>
-        <w:t>cp backend/.env.example backend/.env</w:t>
-        <w:br/>
-        <w:t>nano backend/.env  # айнымалыларды толтыру</w:t>
-      </w:r>
-    </w:p>
-    <w:p>
-      <w:pPr>
-        <w:pStyle w:val="af6"/>
-      </w:pPr>
-      <w:r>
-        <w:t>4.6.3 Nginx баптауы</w:t>
-      </w:r>
-    </w:p>
-    <w:p>
-      <w:pPr>
-        <w:pStyle w:val="af6"/>
-      </w:pPr>
-      <w:r>
-        <w:t>Nginx екі қызмет атқарады: React build файлдарын статикалық беру және API сұрауларын Node.js серверіне бағыттау. SSL сертификаты Let's Encrypt арқылы тегін алынады.</w:t>
-      </w:r>
-    </w:p>
-    <w:p>
-      <w:pPr>
-        <w:pStyle w:val="af4"/>
-      </w:pPr>
-      <w:r>
-        <w:t>Листинг 4.13 – /etc/nginx/sites-available/formbridge</w:t>
-      </w:r>
-    </w:p>
-    <w:p>
-      <w:pPr>
-        <w:spacing w:before="60" w:after="60"/>
-        <w:ind w:left="200"/>
-        <w:shd w:val="clear" w:color="auto" w:fill="F0F0F0"/>
-      </w:pPr>
-      <w:r>
-        <w:rPr>
-          <w:rFonts w:ascii="Courier New" w:hAnsi="Courier New"/>
-          <w:sz w:val="16"/>
-        </w:rPr>
-        <w:t>server {</w:t>
-        <w:br/>
-        <w:t xml:space="preserve">    listen 80;</w:t>
-        <w:br/>
-        <w:t xml:space="preserve">    server_name formbridge.nlrk.online;</w:t>
-        <w:br/>
-        <w:t xml:space="preserve">    return 301 https://$host$request_uri;</w:t>
-        <w:br/>
-        <w:t>}</w:t>
-        <w:br/>
-        <w:br/>
-        <w:t>server {</w:t>
-        <w:br/>
-        <w:t xml:space="preserve">    listen 443 ssl;</w:t>
-        <w:br/>
-        <w:t xml:space="preserve">    server_name formbridge.nlrk.online;</w:t>
-        <w:br/>
-        <w:br/>
-        <w:t xml:space="preserve">    ssl_certificate     /etc/letsencrypt/live/formbridge.nlrk.online/fullchain.pem;</w:t>
-        <w:br/>
-        <w:t xml:space="preserve">    ssl_certificate_key /etc/letsencrypt/live/formbridge.nlrk.online/privkey.pem;</w:t>
-        <w:br/>
-        <w:br/>
-        <w:t xml:space="preserve">    # React frontend (статикалық файлдар)</w:t>
-        <w:br/>
-        <w:t xml:space="preserve">    location / {</w:t>
-        <w:br/>
-        <w:t xml:space="preserve">        root /var/www/formbridge/frontend/dist;</w:t>
-        <w:br/>
-        <w:t xml:space="preserve">        try_files $uri $uri/ /index.html;</w:t>
-        <w:br/>
-        <w:t xml:space="preserve">    }</w:t>
-        <w:br/>
-        <w:br/>
-        <w:t xml:space="preserve">    # Node.js backend API</w:t>
-        <w:br/>
-        <w:t xml:space="preserve">    location /api/ {</w:t>
-        <w:br/>
-        <w:t xml:space="preserve">        proxy_pass         http://localhost:4001;</w:t>
-        <w:br/>
-        <w:t xml:space="preserve">        proxy_http_version 1.1;</w:t>
-        <w:br/>
-        <w:t xml:space="preserve">        proxy_set_header   Upgrade $http_upgrade;</w:t>
-        <w:br/>
-        <w:t xml:space="preserve">        proxy_set_header   Connection "upgrade";</w:t>
-        <w:br/>
-        <w:t xml:space="preserve">        proxy_set_header   Host $host;</w:t>
-        <w:br/>
-        <w:t xml:space="preserve">        proxy_set_header   X-Real-IP $remote_addr;</w:t>
-        <w:br/>
-        <w:t xml:space="preserve">        proxy_cache_bypass $http_upgrade;</w:t>
-        <w:br/>
-        <w:t xml:space="preserve">    }</w:t>
-        <w:br/>
-        <w:t>}</w:t>
-      </w:r>
-    </w:p>
-    <w:p>
-      <w:pPr>
-        <w:pStyle w:val="af4"/>
-      </w:pPr>
-      <w:r>
-        <w:t>Листинг 4.14 – SSL сертификатын орнату және Nginx іске қосу</w:t>
-      </w:r>
-    </w:p>
-    <w:p>
-      <w:pPr>
-        <w:spacing w:before="60" w:after="60"/>
-        <w:ind w:left="200"/>
-        <w:shd w:val="clear" w:color="auto" w:fill="F0F0F0"/>
-      </w:pPr>
-      <w:r>
-        <w:rPr>
-          <w:rFonts w:ascii="Courier New" w:hAnsi="Courier New"/>
-          <w:sz w:val="16"/>
-        </w:rPr>
-        <w:t># Certbot арқылы SSL сертификатын алу</w:t>
-        <w:br/>
-        <w:t>sudo apt install -y certbot python3-certbot-nginx</w:t>
-        <w:br/>
-        <w:t>sudo certbot --nginx -d formbridge.nlrk.online</w:t>
-        <w:br/>
-        <w:br/>
-        <w:t># Nginx конфигурациясын белсендіру</w:t>
-        <w:br/>
-        <w:t>sudo ln -s /etc/nginx/sites-available/formbridge /etc/nginx/sites-enabled/</w:t>
-        <w:br/>
-        <w:t>sudo nginx -t        # конфигурацияны тексеру</w:t>
-        <w:br/>
-        <w:t>sudo systemctl reload nginx</w:t>
-      </w:r>
-    </w:p>
-    <w:p>
-      <w:pPr>
-        <w:pStyle w:val="af6"/>
-      </w:pPr>
-      <w:r>
-        <w:t>4.6.4 PM2 арқылы серверді іске қосу</w:t>
-      </w:r>
-    </w:p>
-    <w:p>
-      <w:pPr>
-        <w:pStyle w:val="af4"/>
-      </w:pPr>
-      <w:r>
-        <w:t>Листинг 4.15 – PM2 баптауы</w:t>
-      </w:r>
-    </w:p>
-    <w:p>
-      <w:pPr>
-        <w:spacing w:before="60" w:after="60"/>
-        <w:ind w:left="200"/>
-        <w:shd w:val="clear" w:color="auto" w:fill="F0F0F0"/>
-      </w:pPr>
-      <w:r>
-        <w:rPr>
-          <w:rFonts w:ascii="Courier New" w:hAnsi="Courier New"/>
-          <w:sz w:val="16"/>
-        </w:rPr>
-        <w:t># PM2 орнату</w:t>
-        <w:br/>
-        <w:t>npm install -g pm2</w:t>
-        <w:br/>
-        <w:br/>
-        <w:t># Серверді іске қосу</w:t>
-        <w:br/>
-        <w:t>cd /var/www/formbridge</w:t>
-        <w:br/>
-        <w:t>pm2 start backend/src/server.js --name formbridge-backend</w:t>
-        <w:br/>
-        <w:br/>
-        <w:t># Автоматты іске қосуды баптау</w:t>
-        <w:br/>
-        <w:t>pm2 startup &amp;&amp; pm2 save</w:t>
-        <w:br/>
-        <w:br/>
-        <w:t># Жұмыс күйін тексеру</w:t>
-        <w:br/>
-        <w:t>pm2 status</w:t>
-        <w:br/>
-        <w:t>pm2 logs formbridge-backend --lines 50</w:t>
-      </w:r>
-    </w:p>
-    <w:p>
-      <w:pPr>
-        <w:pStyle w:val="af6"/>
-      </w:pPr>
-      <w:r>
-        <w:t>[СКРИНШОТ: PM2 status — formbridge-backend жұмыс істеп тұр]</w:t>
-      </w:r>
-    </w:p>
-    <w:p>
-      <w:pPr>
-        <w:pStyle w:val="af6"/>
-      </w:pPr>
-      <w:r>
-        <w:t>[СКРИНШОТ: https://formbridge.nlrk.online — браузерде ашылған, HTTPS белгісі]</w:t>
-      </w:r>
-    </w:p>
-    <w:p>
-      <w:pPr>
-        <w:pStyle w:val="af6"/>
-      </w:pPr>
-      <w:r>
-        <w:t>[СКРИНШОТ: AWS EC2 консоль — инстанс жұмыс күйі (Running)]</w:t>
-      </w:r>
-    </w:p>
-    <w:p>
-      <w:pPr>
-        <w:pStyle w:val="af6"/>
-      </w:pPr>
-      <w:r>
-        <w:t>4-бөлім бойынша толық қорытынды</w:t>
-      </w:r>
-    </w:p>
-    <w:p>
-      <w:pPr>
-        <w:pStyle w:val="af6"/>
-      </w:pPr>
-      <w:r>
-        <w:t>FormBridge жүйесі Node.js + React + PostgreSQL технологиялық стекінде толық іске асырылды. Backend MVC архитектурасымен, Frontend React компоненттерімен жасалды. Жүйе AWS EC2 серверінде Nginx + PM2 + Let's Encrypt SSL конфигурациясымен орналастырылып, https://formbridge.nlrk.online домені арқылы қолжетімді болды. Командалық қатынас функциясы арқылы форма иелері командамен бірлесіп жұмыс істей алады.</w:t>
-      </w:r>
-    </w:p>
-    <w:p>
-      <w:pPr>
-        <w:pStyle w:val="af6"/>
-      </w:pPr>
-      <w:r>
-        <w:t>FormBridge жүйесі Node.js + React + PostgreSQL стекінде әзірленіп, AWS EC2 серверінде орналастырылды. Жүйе https://formbridge.nlrk.online домені арқылы интернетте қолжетімді. Nginx веб-сервері, Let's Encrypt SSL сертификаты және PM2 процесс менеджері арқылы өнімдіктің жоғары деңгейі мен қауіпсіздігі қамтамасыз етілді.</w:t>
-      </w:r>
-    </w:p>
-    <w:p>
-      <w:pPr>
-        <w:pStyle w:val="af6"/>
-      </w:pPr>
-      <w:r>
-        <w:t>[СКРИНШОТ: Мобильді интерфейс — MyFormsPage]</w:t>
-      </w:r>
-    </w:p>
-    <w:p>
-      <w:pPr>
-        <w:pStyle w:val="af6"/>
-      </w:pPr>
-    </w:p>
-    <w:p>
-      <w:pPr>
-        <w:pStyle w:val="af6"/>
-      </w:pPr>
-      <w:r>
-        <w:t>Қосымша ескертулер:</w:t>
-      </w:r>
-    </w:p>
-    <w:p>
-      <w:pPr>
-        <w:pStyle w:val="af6"/>
-      </w:pPr>
-      <w:r>
-        <w:t>- Суреттер мен кестелер Word құжатына қосылады</w:t>
-      </w:r>
-    </w:p>
-    <w:p>
-      <w:pPr>
-        <w:pStyle w:val="af6"/>
-      </w:pPr>
-      <w:r>
-        <w:t>- Артық код мысалдары қысқартылды, тек маңызды логика көрсетілген</w:t>
-      </w:r>
-    </w:p>
-    <w:p>
-      <w:pPr>
-        <w:pStyle w:val="af6"/>
-      </w:pPr>
-      <w:r>
-        <w:t>- Барлық мәтін қазақ тілінде ресми, түсінікті, Word-қа көшіруге дайы</w:t>
-      </w:r>
-      <w:r>
-        <w:t>н</w:t>
-      </w:r>
-    </w:p>
-    <w:p>
-      <w:pPr>
-        <w:pStyle w:val="a1"/>
-      </w:pPr>
-      <w:r>
-        <w:t>ТЕСТІЛЕУ</w:t>
-      </w:r>
-    </w:p>
-    <w:p>
-      <w:pPr>
-        <w:pStyle w:val="af6"/>
-      </w:pPr>
-      <w:r>
-        <w:t>Бағдарламалық жасақтаманы тестілеу — жүйенің дұрыс жұмыс істейтінін, барлық функциялардың дұрыс орындалатынын және қателердің болмайтынын тексеру процесі. FormBridge жүйесі төрт негізгі тестілеу әдісімен тексерілді: функционалдық тестілеу, интеграциялық тестілеу, пайдаланушы интерфейсін тестілеу және қолмен тестілеу.</w:t>
-      </w:r>
-    </w:p>
-    <w:p>
-      <w:pPr>
-        <w:pStyle w:val="af6"/>
-      </w:pPr>
-      <w:r>
-        <w:t>5.1 Функционалдық тестілеу</w:t>
-      </w:r>
-    </w:p>
-    <w:p>
-      <w:pPr>
-        <w:pStyle w:val="af6"/>
-      </w:pPr>
-      <w:r>
-        <w:t>Функционалдық тестілеу кезінде жүйенің барлық модульдері жеке тексерілді. Тестілеу нәтижелері төмендегі кестеде көрсетілген.</w:t>
-      </w:r>
-    </w:p>
-    <w:p>
-      <w:pPr>
-        <w:pStyle w:val="af4"/>
-      </w:pPr>
-      <w:r>
-        <w:t>Кесте 5.1 – FormBridge жүйесінің функционалдық тестілеу нәтижелері</w:t>
-      </w:r>
-    </w:p>
-    <w:tbl>
-      <w:tblPr>
-        <w:tblStyle w:val="af8"/>
-        <w:tblW w:type="auto" w:w="0"/>
-        <w:tblLook w:firstColumn="1" w:firstRow="1" w:lastColumn="0" w:lastRow="0" w:noHBand="0" w:noVBand="1" w:val="04A0"/>
-      </w:tblPr>
-      <w:tblGrid>
-        <w:gridCol w:w="2480"/>
-        <w:gridCol w:w="2480"/>
-        <w:gridCol w:w="2480"/>
-        <w:gridCol w:w="2480"/>
-      </w:tblGrid>
-      <w:tr>
-        <w:tc>
-          <w:tcPr>
-            <w:tcW w:type="dxa" w:w="2480"/>
-          </w:tcPr>
-          <w:p>
-            <w:r>
-              <w:t>№</w:t>
+              <w:t>OAuth ағыны орындалады, токендер сақталады</w:t>
             </w:r>
           </w:p>
         </w:tc>
         <w:tc>
           <w:tcPr>
-            <w:tcW w:type="dxa" w:w="2480"/>
+            <w:tcW w:w="2480" w:type="dxa"/>
           </w:tcPr>
           <w:p>
             <w:r>
-              <w:t>Тест сценарийі</w:t>
-            </w:r>
-          </w:p>
-        </w:tc>
-        <w:tc>
-          <w:tcPr>
-            <w:tcW w:type="dxa" w:w="2480"/>
-          </w:tcPr>
-          <w:p>
-            <w:r>
-              <w:t>Күтілетін нәтиже</w:t>
-            </w:r>
-          </w:p>
-        </w:tc>
-        <w:tc>
-          <w:tcPr>
-            <w:tcW w:type="dxa" w:w="2480"/>
-          </w:tcPr>
-          <w:p>
-            <w:r>
-              <w:t>Нәтиже</w:t>
+              <w:t>Өтті ✓</w:t>
             </w:r>
           </w:p>
         </w:tc>
@@ -12234,37 +10751,37 @@
       <w:tr>
         <w:tc>
           <w:tcPr>
-            <w:tcW w:type="dxa" w:w="2480"/>
+            <w:tcW w:w="2480" w:type="dxa"/>
           </w:tcPr>
           <w:p>
             <w:r>
-              <w:t>1</w:t>
+              <w:t>4</w:t>
             </w:r>
           </w:p>
         </w:tc>
         <w:tc>
           <w:tcPr>
-            <w:tcW w:type="dxa" w:w="2480"/>
+            <w:tcW w:w="2480" w:type="dxa"/>
           </w:tcPr>
           <w:p>
             <w:r>
-              <w:t>Пайдаланушы тіркелу</w:t>
+              <w:t>Google Forms қосу</w:t>
             </w:r>
           </w:p>
         </w:tc>
         <w:tc>
           <w:tcPr>
-            <w:tcW w:type="dxa" w:w="2480"/>
+            <w:tcW w:w="2480" w:type="dxa"/>
           </w:tcPr>
           <w:p>
             <w:r>
-              <w:t>Аккаунт сәтті жасалады, JWT токен беріледі</w:t>
+              <w:t>Форма анықталады, интеграция жасалады</w:t>
             </w:r>
           </w:p>
         </w:tc>
         <w:tc>
           <w:tcPr>
-            <w:tcW w:type="dxa" w:w="2480"/>
+            <w:tcW w:w="2480" w:type="dxa"/>
           </w:tcPr>
           <w:p>
             <w:r>
@@ -12276,37 +10793,37 @@
       <w:tr>
         <w:tc>
           <w:tcPr>
-            <w:tcW w:type="dxa" w:w="2480"/>
+            <w:tcW w:w="2480" w:type="dxa"/>
           </w:tcPr>
           <w:p>
             <w:r>
-              <w:t>2</w:t>
+              <w:t>5</w:t>
             </w:r>
           </w:p>
         </w:tc>
         <w:tc>
           <w:tcPr>
-            <w:tcW w:type="dxa" w:w="2480"/>
+            <w:tcW w:w="2480" w:type="dxa"/>
           </w:tcPr>
           <w:p>
             <w:r>
-              <w:t>Пайдаланушы кіру</w:t>
+              <w:t>Жауаптарды синхрондау</w:t>
             </w:r>
           </w:p>
         </w:tc>
         <w:tc>
           <w:tcPr>
-            <w:tcW w:type="dxa" w:w="2480"/>
+            <w:tcW w:w="2480" w:type="dxa"/>
           </w:tcPr>
           <w:p>
             <w:r>
-              <w:t>Токен алынады, басты бетке бағытталады</w:t>
+              <w:t>Жаңа жауаптар автоматты жүктеледі</w:t>
             </w:r>
           </w:p>
         </w:tc>
         <w:tc>
           <w:tcPr>
-            <w:tcW w:type="dxa" w:w="2480"/>
+            <w:tcW w:w="2480" w:type="dxa"/>
           </w:tcPr>
           <w:p>
             <w:r>
@@ -12318,37 +10835,37 @@
       <w:tr>
         <w:tc>
           <w:tcPr>
-            <w:tcW w:type="dxa" w:w="2480"/>
+            <w:tcW w:w="2480" w:type="dxa"/>
           </w:tcPr>
           <w:p>
             <w:r>
-              <w:t>3</w:t>
+              <w:t>6</w:t>
             </w:r>
           </w:p>
         </w:tc>
         <w:tc>
           <w:tcPr>
-            <w:tcW w:type="dxa" w:w="2480"/>
+            <w:tcW w:w="2480" w:type="dxa"/>
           </w:tcPr>
           <w:p>
             <w:r>
-              <w:t>Google аккаунтын қосу</w:t>
+              <w:t>Өтінім статусын өзгерту</w:t>
             </w:r>
           </w:p>
         </w:tc>
         <w:tc>
           <w:tcPr>
-            <w:tcW w:type="dxa" w:w="2480"/>
+            <w:tcW w:w="2480" w:type="dxa"/>
           </w:tcPr>
           <w:p>
             <w:r>
-              <w:t>OAuth ағыны орындалады, токендер сақталады</w:t>
+              <w:t>Статус жаңарады, тарихта сақталады</w:t>
             </w:r>
           </w:p>
         </w:tc>
         <w:tc>
           <w:tcPr>
-            <w:tcW w:type="dxa" w:w="2480"/>
+            <w:tcW w:w="2480" w:type="dxa"/>
           </w:tcPr>
           <w:p>
             <w:r>
@@ -12360,37 +10877,37 @@
       <w:tr>
         <w:tc>
           <w:tcPr>
-            <w:tcW w:type="dxa" w:w="2480"/>
+            <w:tcW w:w="2480" w:type="dxa"/>
           </w:tcPr>
           <w:p>
             <w:r>
-              <w:t>4</w:t>
+              <w:t>7</w:t>
             </w:r>
           </w:p>
         </w:tc>
         <w:tc>
           <w:tcPr>
-            <w:tcW w:type="dxa" w:w="2480"/>
+            <w:tcW w:w="2480" w:type="dxa"/>
           </w:tcPr>
           <w:p>
             <w:r>
-              <w:t>Google Forms қосу</w:t>
+              <w:t>AI талдау</w:t>
             </w:r>
           </w:p>
         </w:tc>
         <w:tc>
           <w:tcPr>
-            <w:tcW w:type="dxa" w:w="2480"/>
+            <w:tcW w:w="2480" w:type="dxa"/>
           </w:tcPr>
           <w:p>
             <w:r>
-              <w:t>Форма анықталады, интеграция жасалады</w:t>
+              <w:t>Жауап бойынша талдау мәтіні қайтарылады</w:t>
             </w:r>
           </w:p>
         </w:tc>
         <w:tc>
           <w:tcPr>
-            <w:tcW w:type="dxa" w:w="2480"/>
+            <w:tcW w:w="2480" w:type="dxa"/>
           </w:tcPr>
           <w:p>
             <w:r>
@@ -12402,37 +10919,37 @@
       <w:tr>
         <w:tc>
           <w:tcPr>
-            <w:tcW w:type="dxa" w:w="2480"/>
+            <w:tcW w:w="2480" w:type="dxa"/>
           </w:tcPr>
           <w:p>
             <w:r>
-              <w:t>5</w:t>
+              <w:t>8</w:t>
             </w:r>
           </w:p>
         </w:tc>
         <w:tc>
           <w:tcPr>
-            <w:tcW w:type="dxa" w:w="2480"/>
+            <w:tcW w:w="2480" w:type="dxa"/>
           </w:tcPr>
           <w:p>
             <w:r>
-              <w:t>Жауаптарды синхрондау</w:t>
+              <w:t>WhatsApp хабарламасы</w:t>
             </w:r>
           </w:p>
         </w:tc>
         <w:tc>
           <w:tcPr>
-            <w:tcW w:type="dxa" w:w="2480"/>
+            <w:tcW w:w="2480" w:type="dxa"/>
           </w:tcPr>
           <w:p>
             <w:r>
-              <w:t>Жаңа жауаптар автоматты жүктеледі</w:t>
+              <w:t>Хабарлама сәтті жіберіледі</w:t>
             </w:r>
           </w:p>
         </w:tc>
         <w:tc>
           <w:tcPr>
-            <w:tcW w:type="dxa" w:w="2480"/>
+            <w:tcW w:w="2480" w:type="dxa"/>
           </w:tcPr>
           <w:p>
             <w:r>
@@ -12444,37 +10961,37 @@
       <w:tr>
         <w:tc>
           <w:tcPr>
-            <w:tcW w:type="dxa" w:w="2480"/>
+            <w:tcW w:w="2480" w:type="dxa"/>
           </w:tcPr>
           <w:p>
             <w:r>
-              <w:t>6</w:t>
+              <w:t>9</w:t>
             </w:r>
           </w:p>
         </w:tc>
         <w:tc>
           <w:tcPr>
-            <w:tcW w:type="dxa" w:w="2480"/>
+            <w:tcW w:w="2480" w:type="dxa"/>
           </w:tcPr>
           <w:p>
             <w:r>
-              <w:t>Өтінім статусын өзгерту</w:t>
+              <w:t>Сценарий таңдау</w:t>
             </w:r>
           </w:p>
         </w:tc>
         <w:tc>
           <w:tcPr>
-            <w:tcW w:type="dxa" w:w="2480"/>
+            <w:tcW w:w="2480" w:type="dxa"/>
           </w:tcPr>
           <w:p>
             <w:r>
-              <w:t>Статус жаңарады, тарихта сақталады</w:t>
+              <w:t>Workspace сценариймен конфигурацияланады</w:t>
             </w:r>
           </w:p>
         </w:tc>
         <w:tc>
           <w:tcPr>
-            <w:tcW w:type="dxa" w:w="2480"/>
+            <w:tcW w:w="2480" w:type="dxa"/>
           </w:tcPr>
           <w:p>
             <w:r>
@@ -12486,41 +11003,315 @@
       <w:tr>
         <w:tc>
           <w:tcPr>
-            <w:tcW w:type="dxa" w:w="2480"/>
+            <w:tcW w:w="2480" w:type="dxa"/>
           </w:tcPr>
           <w:p>
             <w:r>
-              <w:t>7</w:t>
+              <w:t>10</w:t>
             </w:r>
           </w:p>
         </w:tc>
         <w:tc>
           <w:tcPr>
-            <w:tcW w:type="dxa" w:w="2480"/>
+            <w:tcW w:w="2480" w:type="dxa"/>
           </w:tcPr>
           <w:p>
             <w:r>
-              <w:t>AI талдау</w:t>
+              <w:t>Аналитика беті</w:t>
             </w:r>
           </w:p>
         </w:tc>
         <w:tc>
           <w:tcPr>
-            <w:tcW w:type="dxa" w:w="2480"/>
+            <w:tcW w:w="2480" w:type="dxa"/>
           </w:tcPr>
           <w:p>
             <w:r>
-              <w:t>Жауап бойынша талдау мәтіні қайтарылады</w:t>
+              <w:t>Диаграммалар мен статистика дұрыс көрсетіледі</w:t>
             </w:r>
           </w:p>
         </w:tc>
         <w:tc>
           <w:tcPr>
-            <w:tcW w:type="dxa" w:w="2480"/>
+            <w:tcW w:w="2480" w:type="dxa"/>
           </w:tcPr>
           <w:p>
             <w:r>
               <w:t>Өтті ✓</w:t>
+            </w:r>
+          </w:p>
+        </w:tc>
+      </w:tr>
+    </w:tbl>
+    <w:p/>
+    <w:p>
+      <w:pPr>
+        <w:pStyle w:val="af6"/>
+      </w:pPr>
+      <w:r>
+        <w:t>5.2 Интеграциялық тестілеу</w:t>
+      </w:r>
+    </w:p>
+    <w:p>
+      <w:pPr>
+        <w:pStyle w:val="af6"/>
+      </w:pPr>
+      <w:r>
+        <w:t>Интеграциялық тестілеу кезінде жүйенің сыртқы сервистермен байланысы тексерілді.</w:t>
+      </w:r>
+    </w:p>
+    <w:p>
+      <w:pPr>
+        <w:pStyle w:val="-"/>
+      </w:pPr>
+      <w:r>
+        <w:t>Google Forms API — нақты форма жауаптары сәтті жүктелді және деректер қорына сақталды</w:t>
+      </w:r>
+    </w:p>
+    <w:p>
+      <w:pPr>
+        <w:pStyle w:val="-"/>
+      </w:pPr>
+      <w:r>
+        <w:t>OpenAI API — GPT моделі арқылы жауаптар талданды, нәтижелер дұрыс форматта қайтарылды</w:t>
+      </w:r>
+    </w:p>
+    <w:p>
+      <w:pPr>
+        <w:pStyle w:val="-"/>
+      </w:pPr>
+      <w:r>
+        <w:lastRenderedPageBreak/>
+        <w:t>WhatsApp (whatsapp-web.js) — QR код арқылы сессия орнатылды, хабарламалар жіберілді</w:t>
+      </w:r>
+    </w:p>
+    <w:p>
+      <w:pPr>
+        <w:pStyle w:val="-"/>
+      </w:pPr>
+      <w:r>
+        <w:t>PostgreSQL — барлық CRUD операциялары сәтті орындалды, деректер тұтастығы сақталды</w:t>
+      </w:r>
+    </w:p>
+    <w:p>
+      <w:pPr>
+        <w:pStyle w:val="af6"/>
+      </w:pPr>
+      <w:r>
+        <w:t>[СКРИНШОТ: Google Forms жауаптары RequestsPage-де көрсетілген]</w:t>
+      </w:r>
+    </w:p>
+    <w:p>
+      <w:pPr>
+        <w:pStyle w:val="af6"/>
+      </w:pPr>
+      <w:r>
+        <w:t>5.3 Пайдаланушы интерфейсін тестілеу</w:t>
+      </w:r>
+    </w:p>
+    <w:p>
+      <w:pPr>
+        <w:pStyle w:val="af6"/>
+      </w:pPr>
+      <w:r>
+        <w:t>Пайдаланушы интерфейсі браузерлерде және мобильді құрылғыларда тексерілді.</w:t>
+      </w:r>
+    </w:p>
+    <w:p>
+      <w:pPr>
+        <w:pStyle w:val="-"/>
+      </w:pPr>
+      <w:r>
+        <w:t>Google Chrome (macOS, Windows) — барлық функциялар дұрыс жұмыс істеді</w:t>
+      </w:r>
+    </w:p>
+    <w:p>
+      <w:pPr>
+        <w:pStyle w:val="-"/>
+      </w:pPr>
+      <w:r>
+        <w:t>Safari (macOS, iOS) — интерфейс дұрыс көрсетілді</w:t>
+      </w:r>
+    </w:p>
+    <w:p>
+      <w:pPr>
+        <w:pStyle w:val="-"/>
+      </w:pPr>
+      <w:r>
+        <w:t>Мобильді телефон (375px) — адаптивті дизайн дұрыс жұмыс істеді, CRM панелі толық экранда ашылады</w:t>
+      </w:r>
+    </w:p>
+    <w:p>
+      <w:pPr>
+        <w:pStyle w:val="-"/>
+      </w:pPr>
+      <w:r>
+        <w:t>Планшет (768px) — тізімдер мен кестелер дұрыс орналасты</w:t>
+      </w:r>
+    </w:p>
+    <w:p>
+      <w:pPr>
+        <w:pStyle w:val="af6"/>
+      </w:pPr>
+      <w:r>
+        <w:t>[СКРИНШОТ: CRM панелі — өтінімдер тізімі мен детальдар]</w:t>
+      </w:r>
+    </w:p>
+    <w:p>
+      <w:pPr>
+        <w:pStyle w:val="af6"/>
+        <w:rPr>
+          <w:b/>
+          <w:bCs/>
+        </w:rPr>
+      </w:pPr>
+      <w:r>
+        <w:rPr>
+          <w:b/>
+          <w:bCs/>
+        </w:rPr>
+        <w:t>5.4 Тестілеу қорытындысы</w:t>
+      </w:r>
+    </w:p>
+    <w:p>
+      <w:pPr>
+        <w:pStyle w:val="af6"/>
+      </w:pPr>
+      <w:r>
+        <w:t>Жүргізілген тестілеу нәтижесінде FormBridge жүйесінің барлық негізгі функциялары дұрыс жұмыс істейтіні тексерілді. Анықталған кішігірім кемшіліктер (мобильді экрандағы кесте ені, аналитика беттегі скролл) жобалау барысында жойылды. Жүйе нақты деректермен сыналды және өнімдіктің қанағаттанарлық деңгейі расталды.</w:t>
+      </w:r>
+    </w:p>
+    <w:p>
+      <w:pPr>
+        <w:pStyle w:val="af6"/>
+      </w:pPr>
+      <w:r>
+        <w:t>5-бөлім бойынша қорытынды</w:t>
+      </w:r>
+    </w:p>
+    <w:p>
+      <w:pPr>
+        <w:pStyle w:val="af6"/>
+        <w:rPr>
+          <w:lang w:val="en-US"/>
+        </w:rPr>
+      </w:pPr>
+      <w:r>
+        <w:t>Тестілеу нәтижелері FormBridge жүйесінің барлық жоспарланған функционалдық талаптарды орындайтынын растайды. Жүйе браузерлер мен мобильді құрылғыларда тұрақты жұмыс істейді.</w:t>
+      </w:r>
+    </w:p>
+    <w:p>
+      <w:pPr>
+        <w:pStyle w:val="af6"/>
+        <w:rPr>
+          <w:lang w:val="en-US"/>
+        </w:rPr>
+      </w:pPr>
+      <w:r>
+        <w:rPr>
+          <w:lang w:val="en-US"/>
+        </w:rPr>
+        <w:br w:type="page"/>
+      </w:r>
+    </w:p>
+    <w:p>
+      <w:pPr>
+        <w:pStyle w:val="af6"/>
+        <w:rPr>
+          <w:lang w:val="en-US"/>
+        </w:rPr>
+      </w:pPr>
+    </w:p>
+    <w:p>
+      <w:pPr>
+        <w:pStyle w:val="a1"/>
+      </w:pPr>
+      <w:r>
+        <w:t>ЭКОНОМИКАЛЫҚ БӨЛІМ</w:t>
+      </w:r>
+    </w:p>
+    <w:p>
+      <w:pPr>
+        <w:pStyle w:val="af6"/>
+      </w:pPr>
+      <w:r>
+        <w:t>Бағдарламалық жасақтаманы әзірлеудің экономикалық тиімділігін бағалау — дипломдық жобаның маңызды бөлігі болып табылады. Бұл бөлімде FormBridge жүйесін әзірлеуге кеткен шығындар есептелген және жобаның экономикалық тиімділігі сараланған.</w:t>
+      </w:r>
+    </w:p>
+    <w:p>
+      <w:pPr>
+        <w:pStyle w:val="af6"/>
+      </w:pPr>
+      <w:r>
+        <w:t>6.1 Әзірлеу шығындарын есептеу</w:t>
+      </w:r>
+    </w:p>
+    <w:p>
+      <w:pPr>
+        <w:pStyle w:val="af6"/>
+      </w:pPr>
+      <w:r>
+        <w:t>Жобаны әзірлеу шығындары еңбекақы шығындарынан, жабдық пен бағдарламалық қамтамасыз ету шығындарынан тұрады.</w:t>
+      </w:r>
+    </w:p>
+    <w:p>
+      <w:pPr>
+        <w:pStyle w:val="af4"/>
+      </w:pPr>
+      <w:r>
+        <w:t>Кесте 6.1 – Жұмыс уақытының шығыны</w:t>
+      </w:r>
+    </w:p>
+    <w:tbl>
+      <w:tblPr>
+        <w:tblStyle w:val="af8"/>
+        <w:tblW w:w="0" w:type="auto"/>
+        <w:tblLook w:val="04A0" w:firstRow="1" w:lastRow="0" w:firstColumn="1" w:lastColumn="0" w:noHBand="0" w:noVBand="1"/>
+      </w:tblPr>
+      <w:tblGrid>
+        <w:gridCol w:w="2476"/>
+        <w:gridCol w:w="2479"/>
+        <w:gridCol w:w="2478"/>
+        <w:gridCol w:w="2478"/>
+      </w:tblGrid>
+      <w:tr>
+        <w:tc>
+          <w:tcPr>
+            <w:tcW w:w="2480" w:type="dxa"/>
+          </w:tcPr>
+          <w:p>
+            <w:r>
+              <w:t>№</w:t>
+            </w:r>
+          </w:p>
+        </w:tc>
+        <w:tc>
+          <w:tcPr>
+            <w:tcW w:w="2480" w:type="dxa"/>
+          </w:tcPr>
+          <w:p>
+            <w:r>
+              <w:t>Жұмыс түрі</w:t>
+            </w:r>
+          </w:p>
+        </w:tc>
+        <w:tc>
+          <w:tcPr>
+            <w:tcW w:w="2480" w:type="dxa"/>
+          </w:tcPr>
+          <w:p>
+            <w:r>
+              <w:t>Сағат саны</w:t>
+            </w:r>
+          </w:p>
+        </w:tc>
+        <w:tc>
+          <w:tcPr>
+            <w:tcW w:w="2480" w:type="dxa"/>
+          </w:tcPr>
+          <w:p>
+            <w:r>
+              <w:t>Үлесі, %</w:t>
             </w:r>
           </w:p>
         </w:tc>
@@ -12528,41 +11319,41 @@
       <w:tr>
         <w:tc>
           <w:tcPr>
-            <w:tcW w:type="dxa" w:w="2480"/>
+            <w:tcW w:w="2480" w:type="dxa"/>
           </w:tcPr>
           <w:p>
             <w:r>
-              <w:t>8</w:t>
+              <w:t>1</w:t>
             </w:r>
           </w:p>
         </w:tc>
         <w:tc>
           <w:tcPr>
-            <w:tcW w:type="dxa" w:w="2480"/>
+            <w:tcW w:w="2480" w:type="dxa"/>
           </w:tcPr>
           <w:p>
             <w:r>
-              <w:t>WhatsApp хабарламасы</w:t>
+              <w:t>Талаптарды талдау және жобалау</w:t>
             </w:r>
           </w:p>
         </w:tc>
         <w:tc>
           <w:tcPr>
-            <w:tcW w:type="dxa" w:w="2480"/>
+            <w:tcW w:w="2480" w:type="dxa"/>
           </w:tcPr>
           <w:p>
             <w:r>
-              <w:t>Хабарлама сәтті жіберіледі</w:t>
+              <w:t>40</w:t>
             </w:r>
           </w:p>
         </w:tc>
         <w:tc>
           <w:tcPr>
-            <w:tcW w:type="dxa" w:w="2480"/>
+            <w:tcW w:w="2480" w:type="dxa"/>
           </w:tcPr>
           <w:p>
             <w:r>
-              <w:t>Өтті ✓</w:t>
+              <w:t>13</w:t>
             </w:r>
           </w:p>
         </w:tc>
@@ -12570,41 +11361,41 @@
       <w:tr>
         <w:tc>
           <w:tcPr>
-            <w:tcW w:type="dxa" w:w="2480"/>
+            <w:tcW w:w="2480" w:type="dxa"/>
           </w:tcPr>
           <w:p>
             <w:r>
-              <w:t>9</w:t>
+              <w:t>2</w:t>
             </w:r>
           </w:p>
         </w:tc>
         <w:tc>
           <w:tcPr>
-            <w:tcW w:type="dxa" w:w="2480"/>
+            <w:tcW w:w="2480" w:type="dxa"/>
           </w:tcPr>
           <w:p>
             <w:r>
-              <w:t>Сценарий таңдау</w:t>
+              <w:t>Backend әзірлеу (Node.js, API)</w:t>
             </w:r>
           </w:p>
         </w:tc>
         <w:tc>
           <w:tcPr>
-            <w:tcW w:type="dxa" w:w="2480"/>
+            <w:tcW w:w="2480" w:type="dxa"/>
           </w:tcPr>
           <w:p>
             <w:r>
-              <w:t>Workspace сценариймен конфигурацияланады</w:t>
+              <w:t>90</w:t>
             </w:r>
           </w:p>
         </w:tc>
         <w:tc>
           <w:tcPr>
-            <w:tcW w:type="dxa" w:w="2480"/>
+            <w:tcW w:w="2480" w:type="dxa"/>
           </w:tcPr>
           <w:p>
             <w:r>
-              <w:t>Өтті ✓</w:t>
+              <w:t>30</w:t>
             </w:r>
           </w:p>
         </w:tc>
@@ -12612,281 +11403,41 @@
       <w:tr>
         <w:tc>
           <w:tcPr>
-            <w:tcW w:type="dxa" w:w="2480"/>
+            <w:tcW w:w="2480" w:type="dxa"/>
           </w:tcPr>
           <w:p>
             <w:r>
-              <w:t>10</w:t>
+              <w:t>3</w:t>
             </w:r>
           </w:p>
         </w:tc>
         <w:tc>
           <w:tcPr>
-            <w:tcW w:type="dxa" w:w="2480"/>
+            <w:tcW w:w="2480" w:type="dxa"/>
           </w:tcPr>
           <w:p>
             <w:r>
-              <w:t>Аналитика беті</w:t>
+              <w:t>Frontend әзірлеу (React, UI)</w:t>
             </w:r>
           </w:p>
         </w:tc>
         <w:tc>
           <w:tcPr>
-            <w:tcW w:type="dxa" w:w="2480"/>
+            <w:tcW w:w="2480" w:type="dxa"/>
           </w:tcPr>
           <w:p>
             <w:r>
-              <w:t>Диаграммалар мен статистика дұрыс көрсетіледі</w:t>
+              <w:t>80</w:t>
             </w:r>
           </w:p>
         </w:tc>
         <w:tc>
           <w:tcPr>
-            <w:tcW w:type="dxa" w:w="2480"/>
+            <w:tcW w:w="2480" w:type="dxa"/>
           </w:tcPr>
           <w:p>
             <w:r>
-              <w:t>Өтті ✓</w:t>
-            </w:r>
-          </w:p>
-        </w:tc>
-      </w:tr>
-    </w:tbl>
-    <w:p/>
-    <w:p>
-      <w:pPr>
-        <w:pStyle w:val="af6"/>
-      </w:pPr>
-      <w:r>
-        <w:t>5.2 Интеграциялық тестілеу</w:t>
-      </w:r>
-    </w:p>
-    <w:p>
-      <w:pPr>
-        <w:pStyle w:val="af6"/>
-      </w:pPr>
-      <w:r>
-        <w:t>Интеграциялық тестілеу кезінде жүйенің сыртқы сервистермен байланысы тексерілді.</w:t>
-      </w:r>
-    </w:p>
-    <w:p>
-      <w:pPr>
-        <w:pStyle w:val="-"/>
-      </w:pPr>
-      <w:r>
-        <w:t>Google Forms API — нақты форма жауаптары сәтті жүктелді және деректер қорына сақталды</w:t>
-      </w:r>
-    </w:p>
-    <w:p>
-      <w:pPr>
-        <w:pStyle w:val="-"/>
-      </w:pPr>
-      <w:r>
-        <w:t>OpenAI API — GPT моделі арқылы жауаптар талданды, нәтижелер дұрыс форматта қайтарылды</w:t>
-      </w:r>
-    </w:p>
-    <w:p>
-      <w:pPr>
-        <w:pStyle w:val="-"/>
-      </w:pPr>
-      <w:r>
-        <w:t>WhatsApp (whatsapp-web.js) — QR код арқылы сессия орнатылды, хабарламалар жіберілді</w:t>
-      </w:r>
-    </w:p>
-    <w:p>
-      <w:pPr>
-        <w:pStyle w:val="-"/>
-      </w:pPr>
-      <w:r>
-        <w:t>PostgreSQL — барлық CRUD операциялары сәтті орындалды, деректер тұтастығы сақталды</w:t>
-      </w:r>
-    </w:p>
-    <w:p>
-      <w:pPr>
-        <w:pStyle w:val="af6"/>
-      </w:pPr>
-      <w:r>
-        <w:t>[СКРИНШОТ: Google Forms жауаптары RequestsPage-де көрсетілген]</w:t>
-      </w:r>
-    </w:p>
-    <w:p>
-      <w:pPr>
-        <w:pStyle w:val="af6"/>
-      </w:pPr>
-      <w:r>
-        <w:t>5.3 Пайдаланушы интерфейсін тестілеу</w:t>
-      </w:r>
-    </w:p>
-    <w:p>
-      <w:pPr>
-        <w:pStyle w:val="af6"/>
-      </w:pPr>
-      <w:r>
-        <w:t>Пайдаланушы интерфейсі браузерлерде және мобильді құрылғыларда тексерілді.</w:t>
-      </w:r>
-    </w:p>
-    <w:p>
-      <w:pPr>
-        <w:pStyle w:val="-"/>
-      </w:pPr>
-      <w:r>
-        <w:t>Google Chrome (macOS, Windows) — барлық функциялар дұрыс жұмыс істеді</w:t>
-      </w:r>
-    </w:p>
-    <w:p>
-      <w:pPr>
-        <w:pStyle w:val="-"/>
-      </w:pPr>
-      <w:r>
-        <w:t>Safari (macOS, iOS) — интерфейс дұрыс көрсетілді</w:t>
-      </w:r>
-    </w:p>
-    <w:p>
-      <w:pPr>
-        <w:pStyle w:val="-"/>
-      </w:pPr>
-      <w:r>
-        <w:t>Мобильді телефон (375px) — адаптивті дизайн дұрыс жұмыс істеді, CRM панелі толық экранда ашылады</w:t>
-      </w:r>
-    </w:p>
-    <w:p>
-      <w:pPr>
-        <w:pStyle w:val="-"/>
-      </w:pPr>
-      <w:r>
-        <w:t>Планшет (768px) — тізімдер мен кестелер дұрыс орналасты</w:t>
-      </w:r>
-    </w:p>
-    <w:p>
-      <w:pPr>
-        <w:pStyle w:val="af6"/>
-      </w:pPr>
-      <w:r>
-        <w:t>[СКРИНШОТ: CRM панелі — өтінімдер тізімі мен детальдар]</w:t>
-      </w:r>
-    </w:p>
-    <w:p>
-      <w:pPr>
-        <w:pStyle w:val="af6"/>
-      </w:pPr>
-      <w:r>
-        <w:t>5.4 Тестілеу қорытындысы</w:t>
-      </w:r>
-    </w:p>
-    <w:p>
-      <w:pPr>
-        <w:pStyle w:val="af6"/>
-      </w:pPr>
-      <w:r>
-        <w:t>Жүргізілген тестілеу нәтижесінде FormBridge жүйесінің барлық негізгі функциялары дұрыс жұмыс істейтіні тексерілді. Анықталған кішігірім кемшіліктер (мобильді экрандағы кесте ені, аналитика беттегі скролл) жобалау барысында жойылды. Жүйе нақты деректермен сыналды және өнімдіктің қанағаттанарлық деңгейі расталды.</w:t>
-      </w:r>
-    </w:p>
-    <w:p>
-      <w:pPr>
-        <w:pStyle w:val="af6"/>
-      </w:pPr>
-      <w:r>
-        <w:t>5-бөлім бойынша қорытынды</w:t>
-      </w:r>
-    </w:p>
-    <w:p>
-      <w:pPr>
-        <w:pStyle w:val="af6"/>
-      </w:pPr>
-      <w:r>
-        <w:t>Тестілеу нәтижелері FormBridge жүйесінің барлық жоспарланған функционалдық талаптарды орындайтынын растайды. Жүйе браузерлер мен мобильді құрылғыларда тұрақты жұмыс істейді.</w:t>
-      </w:r>
-    </w:p>
-    <w:p>
-      <w:pPr>
-        <w:pStyle w:val="a1"/>
-      </w:pPr>
-      <w:r>
-        <w:t>ЭКОНОМИКАЛЫҚ БӨЛІМ</w:t>
-      </w:r>
-    </w:p>
-    <w:p>
-      <w:pPr>
-        <w:pStyle w:val="af6"/>
-      </w:pPr>
-      <w:r>
-        <w:t>Бағдарламалық жасақтаманы әзірлеудің экономикалық тиімділігін бағалау — дипломдық жобаның маңызды бөлігі болып табылады. Бұл бөлімде FormBridge жүйесін әзірлеуге кеткен шығындар есептелген және жобаның экономикалық тиімділігі сараланған.</w:t>
-      </w:r>
-    </w:p>
-    <w:p>
-      <w:pPr>
-        <w:pStyle w:val="af6"/>
-      </w:pPr>
-      <w:r>
-        <w:t>6.1 Әзірлеу шығындарын есептеу</w:t>
-      </w:r>
-    </w:p>
-    <w:p>
-      <w:pPr>
-        <w:pStyle w:val="af6"/>
-      </w:pPr>
-      <w:r>
-        <w:t>Жобаны әзірлеу шығындары еңбекақы шығындарынан, жабдық пен бағдарламалық қамтамасыз ету шығындарынан тұрады.</w:t>
-      </w:r>
-    </w:p>
-    <w:p>
-      <w:pPr>
-        <w:pStyle w:val="af4"/>
-      </w:pPr>
-      <w:r>
-        <w:t>Кесте 6.1 – Жұмыс уақытының шығыны</w:t>
-      </w:r>
-    </w:p>
-    <w:tbl>
-      <w:tblPr>
-        <w:tblStyle w:val="af8"/>
-        <w:tblW w:type="auto" w:w="0"/>
-        <w:tblLook w:firstColumn="1" w:firstRow="1" w:lastColumn="0" w:lastRow="0" w:noHBand="0" w:noVBand="1" w:val="04A0"/>
-      </w:tblPr>
-      <w:tblGrid>
-        <w:gridCol w:w="2480"/>
-        <w:gridCol w:w="2480"/>
-        <w:gridCol w:w="2480"/>
-        <w:gridCol w:w="2480"/>
-      </w:tblGrid>
-      <w:tr>
-        <w:tc>
-          <w:tcPr>
-            <w:tcW w:type="dxa" w:w="2480"/>
-          </w:tcPr>
-          <w:p>
-            <w:r>
-              <w:t>№</w:t>
-            </w:r>
-          </w:p>
-        </w:tc>
-        <w:tc>
-          <w:tcPr>
-            <w:tcW w:type="dxa" w:w="2480"/>
-          </w:tcPr>
-          <w:p>
-            <w:r>
-              <w:t>Жұмыс түрі</w:t>
-            </w:r>
-          </w:p>
-        </w:tc>
-        <w:tc>
-          <w:tcPr>
-            <w:tcW w:type="dxa" w:w="2480"/>
-          </w:tcPr>
-          <w:p>
-            <w:r>
-              <w:t>Сағат саны</w:t>
-            </w:r>
-          </w:p>
-        </w:tc>
-        <w:tc>
-          <w:tcPr>
-            <w:tcW w:type="dxa" w:w="2480"/>
-          </w:tcPr>
-          <w:p>
-            <w:r>
-              <w:t>Үлесі, %</w:t>
+              <w:t>27</w:t>
             </w:r>
           </w:p>
         </w:tc>
@@ -12894,41 +11445,41 @@
       <w:tr>
         <w:tc>
           <w:tcPr>
-            <w:tcW w:type="dxa" w:w="2480"/>
+            <w:tcW w:w="2480" w:type="dxa"/>
           </w:tcPr>
           <w:p>
             <w:r>
-              <w:t>1</w:t>
+              <w:t>4</w:t>
             </w:r>
           </w:p>
         </w:tc>
         <w:tc>
           <w:tcPr>
-            <w:tcW w:type="dxa" w:w="2480"/>
+            <w:tcW w:w="2480" w:type="dxa"/>
           </w:tcPr>
           <w:p>
             <w:r>
-              <w:t>Талаптарды талдау және жобалау</w:t>
+              <w:t>Google API және OAuth интеграциясы</w:t>
             </w:r>
           </w:p>
         </w:tc>
         <w:tc>
           <w:tcPr>
-            <w:tcW w:type="dxa" w:w="2480"/>
+            <w:tcW w:w="2480" w:type="dxa"/>
           </w:tcPr>
           <w:p>
             <w:r>
-              <w:t>40</w:t>
+              <w:t>30</w:t>
             </w:r>
           </w:p>
         </w:tc>
         <w:tc>
           <w:tcPr>
-            <w:tcW w:type="dxa" w:w="2480"/>
+            <w:tcW w:w="2480" w:type="dxa"/>
           </w:tcPr>
           <w:p>
             <w:r>
-              <w:t>13</w:t>
+              <w:t>10</w:t>
             </w:r>
           </w:p>
         </w:tc>
@@ -12936,41 +11487,41 @@
       <w:tr>
         <w:tc>
           <w:tcPr>
-            <w:tcW w:type="dxa" w:w="2480"/>
+            <w:tcW w:w="2480" w:type="dxa"/>
           </w:tcPr>
           <w:p>
             <w:r>
-              <w:t>2</w:t>
+              <w:t>5</w:t>
             </w:r>
           </w:p>
         </w:tc>
         <w:tc>
           <w:tcPr>
-            <w:tcW w:type="dxa" w:w="2480"/>
+            <w:tcW w:w="2480" w:type="dxa"/>
           </w:tcPr>
           <w:p>
             <w:r>
-              <w:t>Backend әзірлеу (Node.js, API)</w:t>
+              <w:t>AI және WhatsApp модульдері</w:t>
             </w:r>
           </w:p>
         </w:tc>
         <w:tc>
           <w:tcPr>
-            <w:tcW w:type="dxa" w:w="2480"/>
+            <w:tcW w:w="2480" w:type="dxa"/>
           </w:tcPr>
           <w:p>
             <w:r>
-              <w:t>90</w:t>
+              <w:t>25</w:t>
             </w:r>
           </w:p>
         </w:tc>
         <w:tc>
           <w:tcPr>
-            <w:tcW w:type="dxa" w:w="2480"/>
+            <w:tcW w:w="2480" w:type="dxa"/>
           </w:tcPr>
           <w:p>
             <w:r>
-              <w:t>30</w:t>
+              <w:t>8</w:t>
             </w:r>
           </w:p>
         </w:tc>
@@ -12978,41 +11529,41 @@
       <w:tr>
         <w:tc>
           <w:tcPr>
-            <w:tcW w:type="dxa" w:w="2480"/>
+            <w:tcW w:w="2480" w:type="dxa"/>
           </w:tcPr>
           <w:p>
             <w:r>
-              <w:t>3</w:t>
+              <w:t>6</w:t>
             </w:r>
           </w:p>
         </w:tc>
         <w:tc>
           <w:tcPr>
-            <w:tcW w:type="dxa" w:w="2480"/>
+            <w:tcW w:w="2480" w:type="dxa"/>
           </w:tcPr>
           <w:p>
             <w:r>
-              <w:t>Frontend әзірлеу (React, UI)</w:t>
+              <w:t>Тестілеу және жөндеу</w:t>
             </w:r>
           </w:p>
         </w:tc>
         <w:tc>
           <w:tcPr>
-            <w:tcW w:type="dxa" w:w="2480"/>
+            <w:tcW w:w="2480" w:type="dxa"/>
           </w:tcPr>
           <w:p>
             <w:r>
-              <w:t>80</w:t>
+              <w:t>25</w:t>
             </w:r>
           </w:p>
         </w:tc>
         <w:tc>
           <w:tcPr>
-            <w:tcW w:type="dxa" w:w="2480"/>
+            <w:tcW w:w="2480" w:type="dxa"/>
           </w:tcPr>
           <w:p>
             <w:r>
-              <w:t>27</w:t>
+              <w:t>8</w:t>
             </w:r>
           </w:p>
         </w:tc>
@@ -13020,41 +11571,41 @@
       <w:tr>
         <w:tc>
           <w:tcPr>
-            <w:tcW w:type="dxa" w:w="2480"/>
+            <w:tcW w:w="2480" w:type="dxa"/>
           </w:tcPr>
           <w:p>
             <w:r>
-              <w:t>4</w:t>
+              <w:t>7</w:t>
             </w:r>
           </w:p>
         </w:tc>
         <w:tc>
           <w:tcPr>
-            <w:tcW w:type="dxa" w:w="2480"/>
+            <w:tcW w:w="2480" w:type="dxa"/>
           </w:tcPr>
           <w:p>
             <w:r>
-              <w:t>Google API және OAuth интеграциясы</w:t>
+              <w:t>Құжаттама жазу</w:t>
             </w:r>
           </w:p>
         </w:tc>
         <w:tc>
           <w:tcPr>
-            <w:tcW w:type="dxa" w:w="2480"/>
+            <w:tcW w:w="2480" w:type="dxa"/>
           </w:tcPr>
           <w:p>
             <w:r>
-              <w:t>30</w:t>
+              <w:t>10</w:t>
             </w:r>
           </w:p>
         </w:tc>
         <w:tc>
           <w:tcPr>
-            <w:tcW w:type="dxa" w:w="2480"/>
+            <w:tcW w:w="2480" w:type="dxa"/>
           </w:tcPr>
           <w:p>
             <w:r>
-              <w:t>10</w:t>
+              <w:t>3</w:t>
             </w:r>
           </w:p>
         </w:tc>
@@ -13062,41 +11613,122 @@
       <w:tr>
         <w:tc>
           <w:tcPr>
-            <w:tcW w:type="dxa" w:w="2480"/>
+            <w:tcW w:w="2480" w:type="dxa"/>
+          </w:tcPr>
+          <w:p/>
+        </w:tc>
+        <w:tc>
+          <w:tcPr>
+            <w:tcW w:w="2480" w:type="dxa"/>
           </w:tcPr>
           <w:p>
             <w:r>
-              <w:t>5</w:t>
+              <w:t>Барлығы</w:t>
             </w:r>
           </w:p>
         </w:tc>
         <w:tc>
           <w:tcPr>
-            <w:tcW w:type="dxa" w:w="2480"/>
+            <w:tcW w:w="2480" w:type="dxa"/>
           </w:tcPr>
           <w:p>
             <w:r>
-              <w:t>AI және WhatsApp модульдері</w:t>
+              <w:t>300</w:t>
             </w:r>
           </w:p>
         </w:tc>
         <w:tc>
           <w:tcPr>
-            <w:tcW w:type="dxa" w:w="2480"/>
+            <w:tcW w:w="2480" w:type="dxa"/>
           </w:tcPr>
           <w:p>
             <w:r>
-              <w:t>25</w:t>
+              <w:t>100</w:t>
+            </w:r>
+          </w:p>
+        </w:tc>
+      </w:tr>
+    </w:tbl>
+    <w:p/>
+    <w:p>
+      <w:pPr>
+        <w:pStyle w:val="af6"/>
+      </w:pPr>
+      <w:r>
+        <w:t>6.2 Еңбекақы шығыны</w:t>
+      </w:r>
+    </w:p>
+    <w:p>
+      <w:pPr>
+        <w:pStyle w:val="af6"/>
+      </w:pPr>
+      <w:r>
+        <w:t>Бағдарламашының орташа сағаттық мөлшерлемесі: 1 500 теңге/сағат (Семей қаласы үшін орташа нарықтық баға).</w:t>
+      </w:r>
+    </w:p>
+    <w:p>
+      <w:pPr>
+        <w:pStyle w:val="af6"/>
+      </w:pPr>
+      <w:r>
+        <w:t>Еңбекақы шығыны = 300 сағат × 1 500 теңге = 450 000 теңге</w:t>
+      </w:r>
+    </w:p>
+    <w:p>
+      <w:pPr>
+        <w:pStyle w:val="af6"/>
+      </w:pPr>
+      <w:r>
+        <w:t>6.3 Жабдық және бағдарламалық қамтамасыз ету шығыны</w:t>
+      </w:r>
+    </w:p>
+    <w:p>
+      <w:pPr>
+        <w:pStyle w:val="af4"/>
+      </w:pPr>
+      <w:r>
+        <w:t>Кесте 6.2 – Жабдық және бағдарламалар шығыны</w:t>
+      </w:r>
+    </w:p>
+    <w:tbl>
+      <w:tblPr>
+        <w:tblStyle w:val="af8"/>
+        <w:tblW w:w="0" w:type="auto"/>
+        <w:tblLook w:val="04A0" w:firstRow="1" w:lastRow="0" w:firstColumn="1" w:lastColumn="0" w:noHBand="0" w:noVBand="1"/>
+      </w:tblPr>
+      <w:tblGrid>
+        <w:gridCol w:w="3304"/>
+        <w:gridCol w:w="3304"/>
+        <w:gridCol w:w="3303"/>
+      </w:tblGrid>
+      <w:tr>
+        <w:tc>
+          <w:tcPr>
+            <w:tcW w:w="3307" w:type="dxa"/>
+          </w:tcPr>
+          <w:p>
+            <w:r>
+              <w:t>Ресурс</w:t>
             </w:r>
           </w:p>
         </w:tc>
         <w:tc>
           <w:tcPr>
-            <w:tcW w:type="dxa" w:w="2480"/>
+            <w:tcW w:w="3307" w:type="dxa"/>
           </w:tcPr>
           <w:p>
             <w:r>
-              <w:t>8</w:t>
+              <w:t>Сипаттама</w:t>
+            </w:r>
+          </w:p>
+        </w:tc>
+        <w:tc>
+          <w:tcPr>
+            <w:tcW w:w="3307" w:type="dxa"/>
+          </w:tcPr>
+          <w:p>
+            <w:r>
+              <w:t>Шығын, теңге</w:t>
             </w:r>
           </w:p>
         </w:tc>
@@ -13104,41 +11736,31 @@
       <w:tr>
         <w:tc>
           <w:tcPr>
-            <w:tcW w:type="dxa" w:w="2480"/>
+            <w:tcW w:w="3307" w:type="dxa"/>
           </w:tcPr>
           <w:p>
             <w:r>
-              <w:t>6</w:t>
+              <w:t>MacBook Pro M3</w:t>
             </w:r>
           </w:p>
         </w:tc>
         <w:tc>
           <w:tcPr>
-            <w:tcW w:type="dxa" w:w="2480"/>
+            <w:tcW w:w="3307" w:type="dxa"/>
           </w:tcPr>
           <w:p>
             <w:r>
-              <w:t>Тестілеу және жөндеу</w:t>
+              <w:t>Жобаны әзірлеуге пайдаланылған</w:t>
             </w:r>
           </w:p>
         </w:tc>
         <w:tc>
           <w:tcPr>
-            <w:tcW w:type="dxa" w:w="2480"/>
+            <w:tcW w:w="3307" w:type="dxa"/>
           </w:tcPr>
           <w:p>
             <w:r>
-              <w:t>25</w:t>
-            </w:r>
-          </w:p>
-        </w:tc>
-        <w:tc>
-          <w:tcPr>
-            <w:tcW w:type="dxa" w:w="2480"/>
-          </w:tcPr>
-          <w:p>
-            <w:r>
-              <w:t>8</w:t>
+              <w:t>0 (бар)</w:t>
             </w:r>
           </w:p>
         </w:tc>
@@ -13146,41 +11768,31 @@
       <w:tr>
         <w:tc>
           <w:tcPr>
-            <w:tcW w:type="dxa" w:w="2480"/>
+            <w:tcW w:w="3307" w:type="dxa"/>
           </w:tcPr>
           <w:p>
             <w:r>
-              <w:t>7</w:t>
+              <w:t>Node.js, React, PostgreSQL</w:t>
             </w:r>
           </w:p>
         </w:tc>
         <w:tc>
           <w:tcPr>
-            <w:tcW w:type="dxa" w:w="2480"/>
+            <w:tcW w:w="3307" w:type="dxa"/>
           </w:tcPr>
           <w:p>
             <w:r>
-              <w:t>Құжаттама жазу</w:t>
+              <w:t>Ашық бастапқы кодты, тегін</w:t>
             </w:r>
           </w:p>
         </w:tc>
         <w:tc>
           <w:tcPr>
-            <w:tcW w:type="dxa" w:w="2480"/>
+            <w:tcW w:w="3307" w:type="dxa"/>
           </w:tcPr>
           <w:p>
             <w:r>
-              <w:t>10</w:t>
-            </w:r>
-          </w:p>
-        </w:tc>
-        <w:tc>
-          <w:tcPr>
-            <w:tcW w:type="dxa" w:w="2480"/>
-          </w:tcPr>
-          <w:p>
-            <w:r>
-              <w:t>3</w:t>
+              <w:t>0</w:t>
             </w:r>
           </w:p>
         </w:tc>
@@ -13188,124 +11800,31 @@
       <w:tr>
         <w:tc>
           <w:tcPr>
-            <w:tcW w:type="dxa" w:w="2480"/>
+            <w:tcW w:w="3307" w:type="dxa"/>
           </w:tcPr>
           <w:p>
-            <w:r/>
+            <w:r>
+              <w:t>Google Forms API</w:t>
+            </w:r>
           </w:p>
         </w:tc>
         <w:tc>
           <w:tcPr>
-            <w:tcW w:type="dxa" w:w="2480"/>
+            <w:tcW w:w="3307" w:type="dxa"/>
           </w:tcPr>
           <w:p>
             <w:r>
-              <w:t>Барлығы</w:t>
+              <w:t>Тегін квота шегінде</w:t>
             </w:r>
           </w:p>
         </w:tc>
         <w:tc>
           <w:tcPr>
-            <w:tcW w:type="dxa" w:w="2480"/>
+            <w:tcW w:w="3307" w:type="dxa"/>
           </w:tcPr>
           <w:p>
             <w:r>
-              <w:t>300</w:t>
-            </w:r>
-          </w:p>
-        </w:tc>
-        <w:tc>
-          <w:tcPr>
-            <w:tcW w:type="dxa" w:w="2480"/>
-          </w:tcPr>
-          <w:p>
-            <w:r>
-              <w:t>100</w:t>
-            </w:r>
-          </w:p>
-        </w:tc>
-      </w:tr>
-    </w:tbl>
-    <w:p/>
-    <w:p>
-      <w:pPr>
-        <w:pStyle w:val="af6"/>
-      </w:pPr>
-      <w:r>
-        <w:t>6.2 Еңбекақы шығыны</w:t>
-      </w:r>
-    </w:p>
-    <w:p>
-      <w:pPr>
-        <w:pStyle w:val="af6"/>
-      </w:pPr>
-      <w:r>
-        <w:t>Бағдарламашының орташа сағаттық мөлшерлемесі: 1 500 теңге/сағат (Семей қаласы үшін орташа нарықтық баға).</w:t>
-      </w:r>
-    </w:p>
-    <w:p>
-      <w:pPr>
-        <w:pStyle w:val="af6"/>
-      </w:pPr>
-      <w:r>
-        <w:t>Еңбекақы шығыны = 300 сағат × 1 500 теңге = 450 000 теңге</w:t>
-      </w:r>
-    </w:p>
-    <w:p>
-      <w:pPr>
-        <w:pStyle w:val="af6"/>
-      </w:pPr>
-      <w:r>
-        <w:t>6.3 Жабдық және бағдарламалық қамтамасыз ету шығыны</w:t>
-      </w:r>
-    </w:p>
-    <w:p>
-      <w:pPr>
-        <w:pStyle w:val="af4"/>
-      </w:pPr>
-      <w:r>
-        <w:t>Кесте 6.2 – Жабдық және бағдарламалар шығыны</w:t>
-      </w:r>
-    </w:p>
-    <w:tbl>
-      <w:tblPr>
-        <w:tblStyle w:val="af8"/>
-        <w:tblW w:type="auto" w:w="0"/>
-        <w:tblLook w:firstColumn="1" w:firstRow="1" w:lastColumn="0" w:lastRow="0" w:noHBand="0" w:noVBand="1" w:val="04A0"/>
-      </w:tblPr>
-      <w:tblGrid>
-        <w:gridCol w:w="3307"/>
-        <w:gridCol w:w="3307"/>
-        <w:gridCol w:w="3307"/>
-      </w:tblGrid>
-      <w:tr>
-        <w:tc>
-          <w:tcPr>
-            <w:tcW w:type="dxa" w:w="3307"/>
-          </w:tcPr>
-          <w:p>
-            <w:r>
-              <w:t>Ресурс</w:t>
-            </w:r>
-          </w:p>
-        </w:tc>
-        <w:tc>
-          <w:tcPr>
-            <w:tcW w:type="dxa" w:w="3307"/>
-          </w:tcPr>
-          <w:p>
-            <w:r>
-              <w:t>Сипаттама</w:t>
-            </w:r>
-          </w:p>
-        </w:tc>
-        <w:tc>
-          <w:tcPr>
-            <w:tcW w:type="dxa" w:w="3307"/>
-          </w:tcPr>
-          <w:p>
-            <w:r>
-              <w:t>Шығын, теңге</w:t>
+              <w:t>0</w:t>
             </w:r>
           </w:p>
         </w:tc>
@@ -13313,31 +11832,31 @@
       <w:tr>
         <w:tc>
           <w:tcPr>
-            <w:tcW w:type="dxa" w:w="3307"/>
+            <w:tcW w:w="3307" w:type="dxa"/>
           </w:tcPr>
           <w:p>
             <w:r>
-              <w:t>MacBook Pro M3</w:t>
+              <w:t>OpenAI API</w:t>
             </w:r>
           </w:p>
         </w:tc>
         <w:tc>
           <w:tcPr>
-            <w:tcW w:type="dxa" w:w="3307"/>
+            <w:tcW w:w="3307" w:type="dxa"/>
           </w:tcPr>
           <w:p>
             <w:r>
-              <w:t>Жобаны әзірлеуге пайдаланылған</w:t>
+              <w:t>GPT модель, тестілеу кезеңі</w:t>
             </w:r>
           </w:p>
         </w:tc>
         <w:tc>
           <w:tcPr>
-            <w:tcW w:type="dxa" w:w="3307"/>
+            <w:tcW w:w="3307" w:type="dxa"/>
           </w:tcPr>
           <w:p>
             <w:r>
-              <w:t>0 (бар)</w:t>
+              <w:t>5 000</w:t>
             </w:r>
           </w:p>
         </w:tc>
@@ -13345,27 +11864,27 @@
       <w:tr>
         <w:tc>
           <w:tcPr>
-            <w:tcW w:type="dxa" w:w="3307"/>
+            <w:tcW w:w="3307" w:type="dxa"/>
           </w:tcPr>
           <w:p>
             <w:r>
-              <w:t>Node.js, React, PostgreSQL</w:t>
+              <w:t>Render.com хостинг</w:t>
             </w:r>
           </w:p>
         </w:tc>
         <w:tc>
           <w:tcPr>
-            <w:tcW w:type="dxa" w:w="3307"/>
+            <w:tcW w:w="3307" w:type="dxa"/>
           </w:tcPr>
           <w:p>
             <w:r>
-              <w:t>Ашық бастапқы кодты, тегін</w:t>
+              <w:t>Тегін деңгей (Free tier)</w:t>
             </w:r>
           </w:p>
         </w:tc>
         <w:tc>
           <w:tcPr>
-            <w:tcW w:type="dxa" w:w="3307"/>
+            <w:tcW w:w="3307" w:type="dxa"/>
           </w:tcPr>
           <w:p>
             <w:r>
@@ -13377,31 +11896,31 @@
       <w:tr>
         <w:tc>
           <w:tcPr>
-            <w:tcW w:type="dxa" w:w="3307"/>
+            <w:tcW w:w="3307" w:type="dxa"/>
           </w:tcPr>
           <w:p>
             <w:r>
-              <w:t>Google Forms API</w:t>
+              <w:t>Интернет трафик</w:t>
             </w:r>
           </w:p>
         </w:tc>
         <w:tc>
           <w:tcPr>
-            <w:tcW w:type="dxa" w:w="3307"/>
+            <w:tcW w:w="3307" w:type="dxa"/>
           </w:tcPr>
           <w:p>
             <w:r>
-              <w:t>Тегін квота шегінде</w:t>
+              <w:t>Ай бойы</w:t>
             </w:r>
           </w:p>
         </w:tc>
         <w:tc>
           <w:tcPr>
-            <w:tcW w:type="dxa" w:w="3307"/>
+            <w:tcW w:w="3307" w:type="dxa"/>
           </w:tcPr>
           <w:p>
             <w:r>
-              <w:t>0</w:t>
+              <w:t>3 000</w:t>
             </w:r>
           </w:p>
         </w:tc>
@@ -13409,121 +11928,23 @@
       <w:tr>
         <w:tc>
           <w:tcPr>
-            <w:tcW w:type="dxa" w:w="3307"/>
+            <w:tcW w:w="3307" w:type="dxa"/>
+          </w:tcPr>
+          <w:p/>
+        </w:tc>
+        <w:tc>
+          <w:tcPr>
+            <w:tcW w:w="3307" w:type="dxa"/>
           </w:tcPr>
           <w:p>
             <w:r>
-              <w:t>OpenAI API</w:t>
+              <w:t>Барлығы</w:t>
             </w:r>
           </w:p>
         </w:tc>
         <w:tc>
           <w:tcPr>
-            <w:tcW w:type="dxa" w:w="3307"/>
-          </w:tcPr>
-          <w:p>
-            <w:r>
-              <w:t>GPT модель, тестілеу кезеңі</w:t>
-            </w:r>
-          </w:p>
-        </w:tc>
-        <w:tc>
-          <w:tcPr>
-            <w:tcW w:type="dxa" w:w="3307"/>
-          </w:tcPr>
-          <w:p>
-            <w:r>
-              <w:t>5 000</w:t>
-            </w:r>
-          </w:p>
-        </w:tc>
-      </w:tr>
-      <w:tr>
-        <w:tc>
-          <w:tcPr>
-            <w:tcW w:type="dxa" w:w="3307"/>
-          </w:tcPr>
-          <w:p>
-            <w:r>
-              <w:t>AWS EC2 хостинг</w:t>
-            </w:r>
-          </w:p>
-        </w:tc>
-        <w:tc>
-          <w:tcPr>
-            <w:tcW w:type="dxa" w:w="3307"/>
-          </w:tcPr>
-          <w:p>
-            <w:r>
-              <w:t>AWS Free Tier (1 жыл тегін)</w:t>
-            </w:r>
-          </w:p>
-        </w:tc>
-        <w:tc>
-          <w:tcPr>
-            <w:tcW w:type="dxa" w:w="3307"/>
-          </w:tcPr>
-          <w:p>
-            <w:r>
-              <w:t>0</w:t>
-            </w:r>
-          </w:p>
-        </w:tc>
-      </w:tr>
-      <w:tr>
-        <w:tc>
-          <w:tcPr>
-            <w:tcW w:type="dxa" w:w="3307"/>
-          </w:tcPr>
-          <w:p>
-            <w:r>
-              <w:t>Интернет трафик</w:t>
-            </w:r>
-          </w:p>
-        </w:tc>
-        <w:tc>
-          <w:tcPr>
-            <w:tcW w:type="dxa" w:w="3307"/>
-          </w:tcPr>
-          <w:p>
-            <w:r>
-              <w:t>Ай бойы</w:t>
-            </w:r>
-          </w:p>
-        </w:tc>
-        <w:tc>
-          <w:tcPr>
-            <w:tcW w:type="dxa" w:w="3307"/>
-          </w:tcPr>
-          <w:p>
-            <w:r>
-              <w:t>3 000</w:t>
-            </w:r>
-          </w:p>
-        </w:tc>
-      </w:tr>
-      <w:tr>
-        <w:tc>
-          <w:tcPr>
-            <w:tcW w:type="dxa" w:w="3307"/>
-          </w:tcPr>
-          <w:p>
-            <w:r/>
-          </w:p>
-        </w:tc>
-        <w:tc>
-          <w:tcPr>
-            <w:tcW w:type="dxa" w:w="3307"/>
-          </w:tcPr>
-          <w:p>
-            <w:r>
-              <w:t>Барлығы</w:t>
-            </w:r>
-          </w:p>
-        </w:tc>
-        <w:tc>
-          <w:tcPr>
-            <w:tcW w:type="dxa" w:w="3307"/>
+            <w:tcW w:w="3307" w:type="dxa"/>
           </w:tcPr>
           <w:p>
             <w:r>
@@ -13555,7 +11976,11 @@
         <w:pStyle w:val="af6"/>
       </w:pPr>
       <w:r>
-        <w:t>Салыстыру үшін: дайын CRM жүйелерінің жылдық жазылым бағасы (Bitrix24, AmoCRM) — 300 000–600 000 теңге/жыл болады. FormBridge жүйесі бір рет әзірленіп, ұзақ мерзімді пайдаланылуы мүмкін, бұл оны экономикалық тиімді шешім ретінде көрсетеді.</w:t>
+        <w:t xml:space="preserve">Салыстыру үшін: дайын CRM жүйелерінің жылдық жазылым бағасы (Bitrix24, AmoCRM) — 300 000–600 000 теңге/жыл болады. FormBridge жүйесі бір </w:t>
+      </w:r>
+      <w:r>
+        <w:lastRenderedPageBreak/>
+        <w:t>рет әзірленіп, ұзақ мерзімді пайдаланылуы мүмкін, бұл оны экономикалық тиімді шешім ретінде көрсетеді.</w:t>
       </w:r>
     </w:p>
     <w:p>
@@ -13617,6 +12042,9 @@
     <w:p>
       <w:pPr>
         <w:pStyle w:val="af6"/>
+        <w:rPr>
+          <w:lang w:val="en-US"/>
+        </w:rPr>
       </w:pPr>
       <w:r>
         <w:t>FormBridge жүйесін әзірлеудің жалпы шығыны 458 000 теңгені құрайды. Жүйенің дайын коммерциялық шешімдермен салыстырғандағы артықшылығы — бірреттік шығынмен ұзақ мерзімді пайдалану мүмкіндігі және ұйымның нақты қажеттіліктеріне бейімделу мүмкіндігі.</w:t>
@@ -13624,6 +12052,28 @@
     </w:p>
     <w:p>
       <w:pPr>
+        <w:pStyle w:val="af6"/>
+        <w:rPr>
+          <w:lang w:val="en-US"/>
+        </w:rPr>
+      </w:pPr>
+      <w:r>
+        <w:rPr>
+          <w:lang w:val="en-US"/>
+        </w:rPr>
+        <w:br w:type="page"/>
+      </w:r>
+    </w:p>
+    <w:p>
+      <w:pPr>
+        <w:pStyle w:val="af6"/>
+        <w:rPr>
+          <w:lang w:val="en-US"/>
+        </w:rPr>
+      </w:pPr>
+    </w:p>
+    <w:p>
+      <w:pPr>
         <w:pStyle w:val="a1"/>
       </w:pPr>
       <w:r>
@@ -13899,12 +12349,16 @@
         <w:pStyle w:val="af6"/>
       </w:pPr>
       <w:r>
+        <w:lastRenderedPageBreak/>
         <w:t>7-бөлім бойынша қорытынды</w:t>
       </w:r>
     </w:p>
     <w:p>
       <w:pPr>
         <w:pStyle w:val="af6"/>
+        <w:rPr>
+          <w:lang w:val="en-US"/>
+        </w:rPr>
       </w:pPr>
       <w:r>
         <w:t>Бағдарламашының жұмыс орнын дұрыс ұйымдастыру денсаулықты сақтауға, еңбек өнімділігін арттыруға және кәсіби аурулардың алдын алуға мүмкіндік береді. Жұмыс орнын ұйымдастыру кезінде санитарлық-гигиеналық нормалар мен электр қауіпсіздігі ережелері сақталуы тиіс.</w:t>
@@ -13912,6 +12366,28 @@
     </w:p>
     <w:p>
       <w:pPr>
+        <w:pStyle w:val="af6"/>
+        <w:rPr>
+          <w:lang w:val="en-US"/>
+        </w:rPr>
+      </w:pPr>
+      <w:r>
+        <w:rPr>
+          <w:lang w:val="en-US"/>
+        </w:rPr>
+        <w:br w:type="page"/>
+      </w:r>
+    </w:p>
+    <w:p>
+      <w:pPr>
+        <w:pStyle w:val="af6"/>
+        <w:rPr>
+          <w:lang w:val="en-US"/>
+        </w:rPr>
+      </w:pPr>
+    </w:p>
+    <w:p>
+      <w:pPr>
         <w:pStyle w:val="a1"/>
       </w:pPr>
       <w:r>
@@ -13995,7 +12471,7 @@
         <w:pStyle w:val="-"/>
       </w:pPr>
       <w:r>
-        <w:t>Жүйе AWS EC2 серверінде орналастырылды, https://formbridge.nlrk.online домені арқылы қолжетімді және нақты деректермен тексерілді</w:t>
+        <w:t>Жүйе Render.com платформасында орналастырылды және нақты деректермен тексерілді</w:t>
       </w:r>
     </w:p>
     <w:p>
@@ -14017,6 +12493,9 @@
     <w:p>
       <w:pPr>
         <w:pStyle w:val="af6"/>
+        <w:rPr>
+          <w:lang w:val="en-US"/>
+        </w:rPr>
       </w:pPr>
       <w:r>
         <w:t>FormBridge жобасы бастапқы мақсатына жетті — Google Forms жауаптарын автоматты бақылайтын, оларды CRM жұмыс кеңістігіне айналдыратын және жұмыс процесін жеңілдететін веб-жүйе сәтті іске асырылды.</w:t>
@@ -14024,6 +12503,28 @@
     </w:p>
     <w:p>
       <w:pPr>
+        <w:pStyle w:val="af6"/>
+        <w:rPr>
+          <w:lang w:val="en-US"/>
+        </w:rPr>
+      </w:pPr>
+      <w:r>
+        <w:rPr>
+          <w:lang w:val="en-US"/>
+        </w:rPr>
+        <w:br w:type="page"/>
+      </w:r>
+    </w:p>
+    <w:p>
+      <w:pPr>
+        <w:pStyle w:val="af6"/>
+        <w:rPr>
+          <w:lang w:val="en-US"/>
+        </w:rPr>
+      </w:pPr>
+    </w:p>
+    <w:p>
+      <w:pPr>
         <w:pStyle w:val="a1"/>
       </w:pPr>
       <w:r>
@@ -14123,7 +12624,7 @@
         <w:pStyle w:val="a"/>
       </w:pPr>
       <w:r>
-        <w:t>12. Amazon Web Services. AWS EC2 Documentation. — AWS, 2024. — URL: https://docs.aws.amazon.com/ec2</w:t>
+        <w:t>12. Render. Render Documentation. — Render.com, 2024. — URL: https://render.com/docs</w:t>
       </w:r>
     </w:p>
     <w:p>
@@ -14149,6 +12650,25 @@
       <w:r>
         <w:t>15. Flanagan, D. JavaScript: The Definitive Guide, 7th Edition. — O'Reilly Media, 2020. — 706 б.</w:t>
       </w:r>
+    </w:p>
+    <w:p>
+      <w:pPr>
+        <w:pStyle w:val="a"/>
+        <w:rPr>
+          <w:lang w:val="en-US"/>
+        </w:rPr>
+      </w:pPr>
+      <w:r>
+        <w:rPr>
+          <w:lang w:val="en-US"/>
+        </w:rPr>
+        <w:br w:type="page"/>
+      </w:r>
+    </w:p>
+    <w:p>
+      <w:pPr>
+        <w:pStyle w:val="a"/>
+      </w:pPr>
     </w:p>
     <w:p>
       <w:pPr>
@@ -15824,15 +14344,7 @@
                                 <w:noProof/>
                                 <w:sz w:val="18"/>
                               </w:rPr>
-                              <w:t>4</w:t>
-                            </w:r>
-                            <w:r>
-                              <w:rPr>
-                                <w:rFonts w:ascii="Journal" w:hAnsi="Journal"/>
-                                <w:noProof/>
-                                <w:sz w:val="18"/>
-                              </w:rPr>
-                              <w:t>2</w:t>
+                              <w:t>42</w:t>
                             </w:r>
                             <w:r>
                               <w:rPr>
@@ -17809,15 +16321,7 @@
                           <w:noProof/>
                           <w:sz w:val="18"/>
                         </w:rPr>
-                        <w:t>4</w:t>
-                      </w:r>
-                      <w:r>
-                        <w:rPr>
-                          <w:rFonts w:ascii="Journal" w:hAnsi="Journal"/>
-                          <w:noProof/>
-                          <w:sz w:val="18"/>
-                        </w:rPr>
-                        <w:t>2</w:t>
+                        <w:t>42</w:t>
                       </w:r>
                       <w:r>
                         <w:rPr>
@@ -19363,14 +17867,7 @@
                                 <w:rFonts w:ascii="Journal" w:hAnsi="Journal"/>
                                 <w:noProof/>
                               </w:rPr>
-                              <w:t>4</w:t>
-                            </w:r>
-                            <w:r>
-                              <w:rPr>
-                                <w:rFonts w:ascii="Journal" w:hAnsi="Journal"/>
-                                <w:noProof/>
-                              </w:rPr>
-                              <w:t>3</w:t>
+                              <w:t>43</w:t>
                             </w:r>
                             <w:r>
                               <w:rPr>
@@ -19681,14 +18178,7 @@
                           <w:rFonts w:ascii="Journal" w:hAnsi="Journal"/>
                           <w:noProof/>
                         </w:rPr>
-                        <w:t>4</w:t>
-                      </w:r>
-                      <w:r>
-                        <w:rPr>
-                          <w:rFonts w:ascii="Journal" w:hAnsi="Journal"/>
-                          <w:noProof/>
-                        </w:rPr>
-                        <w:t>3</w:t>
+                        <w:t>43</w:t>
                       </w:r>
                       <w:r>
                         <w:rPr>
@@ -19994,7 +18484,7 @@
       <w:lvlText w:val="%1."/>
       <w:lvlJc w:val="left"/>
       <w:pPr>
-        <w:ind w:left="720" w:hanging="360"/>
+        <w:ind w:left="1353" w:hanging="360"/>
       </w:pPr>
       <w:rPr>
         <w:rFonts w:hint="default"/>
@@ -20006,7 +18496,7 @@
       <w:lvlText w:val="%2."/>
       <w:lvlJc w:val="left"/>
       <w:pPr>
-        <w:ind w:left="1440" w:hanging="360"/>
+        <w:ind w:left="2073" w:hanging="360"/>
       </w:pPr>
     </w:lvl>
     <w:lvl w:ilvl="2" w:tplc="0419001B" w:tentative="1">
@@ -20015,7 +18505,7 @@
       <w:lvlText w:val="%3."/>
       <w:lvlJc w:val="right"/>
       <w:pPr>
-        <w:ind w:left="2160" w:hanging="180"/>
+        <w:ind w:left="2793" w:hanging="180"/>
       </w:pPr>
     </w:lvl>
     <w:lvl w:ilvl="3" w:tplc="0419000F" w:tentative="1">
@@ -20024,7 +18514,7 @@
       <w:lvlText w:val="%4."/>
       <w:lvlJc w:val="left"/>
       <w:pPr>
-        <w:ind w:left="2880" w:hanging="360"/>
+        <w:ind w:left="3513" w:hanging="360"/>
       </w:pPr>
     </w:lvl>
     <w:lvl w:ilvl="4" w:tplc="04190019" w:tentative="1">
@@ -20033,7 +18523,7 @@
       <w:lvlText w:val="%5."/>
       <w:lvlJc w:val="left"/>
       <w:pPr>
-        <w:ind w:left="3600" w:hanging="360"/>
+        <w:ind w:left="4233" w:hanging="360"/>
       </w:pPr>
     </w:lvl>
     <w:lvl w:ilvl="5" w:tplc="0419001B" w:tentative="1">
@@ -20042,7 +18532,7 @@
       <w:lvlText w:val="%6."/>
       <w:lvlJc w:val="right"/>
       <w:pPr>
-        <w:ind w:left="4320" w:hanging="180"/>
+        <w:ind w:left="4953" w:hanging="180"/>
       </w:pPr>
     </w:lvl>
     <w:lvl w:ilvl="6" w:tplc="0419000F" w:tentative="1">
@@ -20051,7 +18541,7 @@
       <w:lvlText w:val="%7."/>
       <w:lvlJc w:val="left"/>
       <w:pPr>
-        <w:ind w:left="5040" w:hanging="360"/>
+        <w:ind w:left="5673" w:hanging="360"/>
       </w:pPr>
     </w:lvl>
     <w:lvl w:ilvl="7" w:tplc="04190019" w:tentative="1">
@@ -20060,7 +18550,7 @@
       <w:lvlText w:val="%8."/>
       <w:lvlJc w:val="left"/>
       <w:pPr>
-        <w:ind w:left="5760" w:hanging="360"/>
+        <w:ind w:left="6393" w:hanging="360"/>
       </w:pPr>
     </w:lvl>
     <w:lvl w:ilvl="8" w:tplc="0419001B" w:tentative="1">
@@ -20069,7 +18559,7 @@
       <w:lvlText w:val="%9."/>
       <w:lvlJc w:val="right"/>
       <w:pPr>
-        <w:ind w:left="6480" w:hanging="180"/>
+        <w:ind w:left="7113" w:hanging="180"/>
       </w:pPr>
     </w:lvl>
   </w:abstractNum>
@@ -23182,6 +21672,7 @@
   <w:style w:type="character" w:default="1" w:styleId="a3">
     <w:name w:val="Default Paragraph Font"/>
     <w:uiPriority w:val="1"/>
+    <w:semiHidden/>
     <w:unhideWhenUsed/>
   </w:style>
   <w:style w:type="table" w:default="1" w:styleId="a4">
